--- a/Prosjekter/Valuttakurs/Valutakurs_eksamen2023.docx
+++ b/Prosjekter/Valuttakurs/Valutakurs_eksamen2023.docx
@@ -48,6 +48,15 @@
       <w:pPr>
         <w:pStyle w:val="SourceCode"/>
       </w:pPr>
+      <w:r>
+        <w:rPr>
+          <w:rStyle w:val="CommentTok"/>
+        </w:rPr>
+        <w:t xml:space="preserve">#| output: false</w:t>
+      </w:r>
+      <w:r>
+        <w:br/>
+      </w:r>
       <w:r>
         <w:rPr>
           <w:rStyle w:val="CommentTok"/>

--- a/Prosjekter/Valuttakurs/Valutakurs_eksamen2023.docx
+++ b/Prosjekter/Valuttakurs/Valutakurs_eksamen2023.docx
@@ -56,12 +56,6 @@
       </w:r>
       <w:r>
         <w:br/>
-      </w:r>
-      <w:r>
-        <w:rPr>
-          <w:rStyle w:val="CommentTok"/>
-        </w:rPr>
-        <w:t xml:space="preserve">#| echo: false</w:t>
       </w:r>
       <w:r>
         <w:br/>

--- a/Prosjekter/Valuttakurs/Valutakurs_eksamen2023.docx
+++ b/Prosjekter/Valuttakurs/Valutakurs_eksamen2023.docx
@@ -10,7 +10,7 @@
         <w:t xml:space="preserve">Valutakurs</w:t>
       </w:r>
     </w:p>
-    <w:bookmarkStart w:id="39" w:name="innledning"/>
+    <w:bookmarkStart w:id="24" w:name="innledning"/>
     <w:p>
       <w:pPr>
         <w:pStyle w:val="Heading1"/>
@@ -27,7 +27,7 @@
         <w:t xml:space="preserve">Vi skal løse eksamensoppgaven fra 2023, der oppgaven er å se på valuttakursen i Norge over tid.</w:t>
       </w:r>
     </w:p>
-    <w:bookmarkStart w:id="29" w:name="oppgave-a"/>
+    <w:bookmarkStart w:id="23" w:name="oppgave-a"/>
     <w:p>
       <w:pPr>
         <w:pStyle w:val="Heading2"/>
@@ -50,271 +50,60 @@
       </w:pPr>
       <w:r>
         <w:rPr>
+          <w:rStyle w:val="FunctionTok"/>
+        </w:rPr>
+        <w:t xml:space="preserve">theme_set</w:t>
+      </w:r>
+      <w:r>
+        <w:rPr>
+          <w:rStyle w:val="NormalTok"/>
+        </w:rPr>
+        <w:t xml:space="preserve">(</w:t>
+      </w:r>
+      <w:r>
+        <w:rPr>
+          <w:rStyle w:val="FunctionTok"/>
+        </w:rPr>
+        <w:t xml:space="preserve">theme_bw</w:t>
+      </w:r>
+      <w:r>
+        <w:rPr>
+          <w:rStyle w:val="NormalTok"/>
+        </w:rPr>
+        <w:t xml:space="preserve">()) </w:t>
+      </w:r>
+      <w:r>
+        <w:rPr>
           <w:rStyle w:val="CommentTok"/>
         </w:rPr>
-        <w:t xml:space="preserve">#| output: false</w:t>
-      </w:r>
-      <w:r>
-        <w:br/>
-      </w:r>
-      <w:r>
-        <w:br/>
-      </w:r>
-      <w:r>
-        <w:br/>
-      </w:r>
-      <w:r>
-        <w:rPr>
-          <w:rStyle w:val="FunctionTok"/>
-        </w:rPr>
-        <w:t xml:space="preserve">library</w:t>
-      </w:r>
-      <w:r>
-        <w:rPr>
-          <w:rStyle w:val="NormalTok"/>
-        </w:rPr>
-        <w:t xml:space="preserve">(tidyverse)</w:t>
-      </w:r>
-    </w:p>
-    <w:p>
-      <w:pPr>
-        <w:pStyle w:val="SourceCode"/>
-      </w:pPr>
-      <w:r>
-        <w:rPr>
-          <w:rStyle w:val="VerbatimChar"/>
-        </w:rPr>
-        <w:t xml:space="preserve">Warning: package 'tidyverse' was built under R version 4.5.3</w:t>
-      </w:r>
-    </w:p>
-    <w:p>
-      <w:pPr>
-        <w:pStyle w:val="SourceCode"/>
-      </w:pPr>
-      <w:r>
-        <w:rPr>
-          <w:rStyle w:val="VerbatimChar"/>
-        </w:rPr>
-        <w:t xml:space="preserve">Warning: package 'ggplot2' was built under R version 4.5.3</w:t>
-      </w:r>
-    </w:p>
-    <w:p>
-      <w:pPr>
-        <w:pStyle w:val="SourceCode"/>
-      </w:pPr>
-      <w:r>
-        <w:rPr>
-          <w:rStyle w:val="VerbatimChar"/>
-        </w:rPr>
-        <w:t xml:space="preserve">Warning: package 'tibble' was built under R version 4.5.3</w:t>
-      </w:r>
-    </w:p>
-    <w:p>
-      <w:pPr>
-        <w:pStyle w:val="SourceCode"/>
-      </w:pPr>
-      <w:r>
-        <w:rPr>
-          <w:rStyle w:val="VerbatimChar"/>
-        </w:rPr>
-        <w:t xml:space="preserve">Warning: package 'tidyr' was built under R version 4.5.3</w:t>
-      </w:r>
-    </w:p>
-    <w:p>
-      <w:pPr>
-        <w:pStyle w:val="SourceCode"/>
-      </w:pPr>
-      <w:r>
-        <w:rPr>
-          <w:rStyle w:val="VerbatimChar"/>
-        </w:rPr>
-        <w:t xml:space="preserve">Warning: package 'readr' was built under R version 4.5.3</w:t>
-      </w:r>
-    </w:p>
-    <w:p>
-      <w:pPr>
-        <w:pStyle w:val="SourceCode"/>
-      </w:pPr>
-      <w:r>
-        <w:rPr>
-          <w:rStyle w:val="VerbatimChar"/>
-        </w:rPr>
-        <w:t xml:space="preserve">Warning: package 'purrr' was built under R version 4.5.3</w:t>
-      </w:r>
-    </w:p>
-    <w:p>
-      <w:pPr>
-        <w:pStyle w:val="SourceCode"/>
-      </w:pPr>
-      <w:r>
-        <w:rPr>
-          <w:rStyle w:val="VerbatimChar"/>
-        </w:rPr>
-        <w:t xml:space="preserve">Warning: package 'dplyr' was built under R version 4.5.3</w:t>
-      </w:r>
-    </w:p>
-    <w:p>
-      <w:pPr>
-        <w:pStyle w:val="SourceCode"/>
-      </w:pPr>
-      <w:r>
-        <w:rPr>
-          <w:rStyle w:val="VerbatimChar"/>
-        </w:rPr>
-        <w:t xml:space="preserve">Warning: package 'stringr' was built under R version 4.5.3</w:t>
-      </w:r>
-    </w:p>
-    <w:p>
-      <w:pPr>
-        <w:pStyle w:val="SourceCode"/>
-      </w:pPr>
-      <w:r>
-        <w:rPr>
-          <w:rStyle w:val="VerbatimChar"/>
-        </w:rPr>
-        <w:t xml:space="preserve">Warning: package 'forcats' was built under R version 4.5.3</w:t>
-      </w:r>
-    </w:p>
-    <w:p>
-      <w:pPr>
-        <w:pStyle w:val="SourceCode"/>
-      </w:pPr>
-      <w:r>
-        <w:rPr>
-          <w:rStyle w:val="VerbatimChar"/>
-        </w:rPr>
-        <w:t xml:space="preserve">Warning: package 'lubridate' was built under R version 4.5.3</w:t>
-      </w:r>
-    </w:p>
-    <w:p>
-      <w:pPr>
-        <w:pStyle w:val="SourceCode"/>
-      </w:pPr>
-      <w:r>
-        <w:rPr>
-          <w:rStyle w:val="VerbatimChar"/>
-        </w:rPr>
-        <w:t xml:space="preserve">── Attaching core tidyverse packages ──────────────────────── tidyverse 2.0.0 ──</w:t>
-      </w:r>
-      <w:r>
-        <w:br/>
-      </w:r>
-      <w:r>
-        <w:rPr>
-          <w:rStyle w:val="VerbatimChar"/>
-        </w:rPr>
-        <w:t xml:space="preserve">✔ dplyr     1.2.1     ✔ readr     2.2.0</w:t>
-      </w:r>
-      <w:r>
-        <w:br/>
-      </w:r>
-      <w:r>
-        <w:rPr>
-          <w:rStyle w:val="VerbatimChar"/>
-        </w:rPr>
-        <w:t xml:space="preserve">✔ forcats   1.0.1     ✔ stringr   1.6.0</w:t>
-      </w:r>
-      <w:r>
-        <w:br/>
-      </w:r>
-      <w:r>
-        <w:rPr>
-          <w:rStyle w:val="VerbatimChar"/>
-        </w:rPr>
-        <w:t xml:space="preserve">✔ ggplot2   4.0.3     ✔ tibble    3.3.1</w:t>
-      </w:r>
-      <w:r>
-        <w:br/>
-      </w:r>
-      <w:r>
-        <w:rPr>
-          <w:rStyle w:val="VerbatimChar"/>
-        </w:rPr>
-        <w:t xml:space="preserve">✔ lubridate 1.9.5     ✔ tidyr     1.3.2</w:t>
-      </w:r>
-      <w:r>
-        <w:br/>
-      </w:r>
-      <w:r>
-        <w:rPr>
-          <w:rStyle w:val="VerbatimChar"/>
-        </w:rPr>
-        <w:t xml:space="preserve">✔ purrr     1.2.2     </w:t>
-      </w:r>
-      <w:r>
-        <w:br/>
-      </w:r>
-      <w:r>
-        <w:rPr>
-          <w:rStyle w:val="VerbatimChar"/>
-        </w:rPr>
-        <w:t xml:space="preserve">── Conflicts ────────────────────────────────────────── tidyverse_conflicts() ──</w:t>
-      </w:r>
-      <w:r>
-        <w:br/>
-      </w:r>
-      <w:r>
-        <w:rPr>
-          <w:rStyle w:val="VerbatimChar"/>
-        </w:rPr>
-        <w:t xml:space="preserve">✖ dplyr::filter() masks stats::filter()</w:t>
-      </w:r>
-      <w:r>
-        <w:br/>
-      </w:r>
-      <w:r>
-        <w:rPr>
-          <w:rStyle w:val="VerbatimChar"/>
-        </w:rPr>
-        <w:t xml:space="preserve">✖ dplyr::lag()    masks stats::lag()</w:t>
-      </w:r>
-      <w:r>
-        <w:br/>
-      </w:r>
-      <w:r>
-        <w:rPr>
-          <w:rStyle w:val="VerbatimChar"/>
-        </w:rPr>
-        <w:t xml:space="preserve">ℹ Use the conflicted package (&lt;http://conflicted.r-lib.org/&gt;) to force all conflicts to become errors</w:t>
-      </w:r>
-    </w:p>
-    <w:p>
-      <w:pPr>
-        <w:pStyle w:val="SourceCode"/>
-      </w:pPr>
-      <w:r>
-        <w:rPr>
-          <w:rStyle w:val="FunctionTok"/>
-        </w:rPr>
-        <w:t xml:space="preserve">library</w:t>
-      </w:r>
-      <w:r>
-        <w:rPr>
-          <w:rStyle w:val="NormalTok"/>
-        </w:rPr>
-        <w:t xml:space="preserve">(readxl)</w:t>
-      </w:r>
-    </w:p>
-    <w:p>
-      <w:pPr>
-        <w:pStyle w:val="SourceCode"/>
-      </w:pPr>
-      <w:r>
-        <w:rPr>
-          <w:rStyle w:val="VerbatimChar"/>
-        </w:rPr>
-        <w:t xml:space="preserve">Warning: package 'readxl' was built under R version 4.5.3</w:t>
-      </w:r>
-    </w:p>
-    <w:p>
-      <w:pPr>
-        <w:pStyle w:val="SourceCode"/>
-      </w:pPr>
-      <w:r>
-        <w:rPr>
-          <w:rStyle w:val="FunctionTok"/>
-        </w:rPr>
-        <w:t xml:space="preserve">theme_set</w:t>
+        <w:t xml:space="preserve">#setter temaet som sort-hvitt globalt</w:t>
+      </w:r>
+      <w:r>
+        <w:br/>
+      </w:r>
+      <w:r>
+        <w:rPr>
+          <w:rStyle w:val="NormalTok"/>
+        </w:rPr>
+        <w:t xml:space="preserve">euro </w:t>
+      </w:r>
+      <w:r>
+        <w:rPr>
+          <w:rStyle w:val="OtherTok"/>
+        </w:rPr>
+        <w:t xml:space="preserve">&lt;-</w:t>
+      </w:r>
+      <w:r>
+        <w:rPr>
+          <w:rStyle w:val="NormalTok"/>
+        </w:rPr>
+        <w:t xml:space="preserve"> </w:t>
+      </w:r>
+      <w:r>
+        <w:rPr>
+          <w:rStyle w:val="FunctionTok"/>
+        </w:rPr>
+        <w:t xml:space="preserve">read_csv</w:t>
       </w:r>
       <w:r>
         <w:rPr>
@@ -324,57 +113,6 @@
       </w:r>
       <w:r>
         <w:rPr>
-          <w:rStyle w:val="FunctionTok"/>
-        </w:rPr>
-        <w:t xml:space="preserve">theme_bw</w:t>
-      </w:r>
-      <w:r>
-        <w:rPr>
-          <w:rStyle w:val="NormalTok"/>
-        </w:rPr>
-        <w:t xml:space="preserve">()) </w:t>
-      </w:r>
-      <w:r>
-        <w:rPr>
-          <w:rStyle w:val="CommentTok"/>
-        </w:rPr>
-        <w:t xml:space="preserve">#setter temaet som sort-hvitt globalt</w:t>
-      </w:r>
-      <w:r>
-        <w:br/>
-      </w:r>
-      <w:r>
-        <w:rPr>
-          <w:rStyle w:val="NormalTok"/>
-        </w:rPr>
-        <w:t xml:space="preserve">euro </w:t>
-      </w:r>
-      <w:r>
-        <w:rPr>
-          <w:rStyle w:val="OtherTok"/>
-        </w:rPr>
-        <w:t xml:space="preserve">&lt;-</w:t>
-      </w:r>
-      <w:r>
-        <w:rPr>
-          <w:rStyle w:val="NormalTok"/>
-        </w:rPr>
-        <w:t xml:space="preserve"> </w:t>
-      </w:r>
-      <w:r>
-        <w:rPr>
-          <w:rStyle w:val="FunctionTok"/>
-        </w:rPr>
-        <w:t xml:space="preserve">read_csv</w:t>
-      </w:r>
-      <w:r>
-        <w:rPr>
-          <w:rStyle w:val="NormalTok"/>
-        </w:rPr>
-        <w:t xml:space="preserve">(</w:t>
-      </w:r>
-      <w:r>
-        <w:rPr>
           <w:rStyle w:val="StringTok"/>
         </w:rPr>
         <w:t xml:space="preserve">"euro.csv"</w:t>
@@ -384,12 +122,6 @@
           <w:rStyle w:val="NormalTok"/>
         </w:rPr>
         <w:t xml:space="preserve">)  </w:t>
-      </w:r>
-      <w:r>
-        <w:rPr>
-          <w:rStyle w:val="CommentTok"/>
-        </w:rPr>
-        <w:t xml:space="preserve">#dette er relevante variabler for senere, så vi plassere det i modertibbelen</w:t>
       </w:r>
     </w:p>
     <w:p>
@@ -1067,19 +799,22 @@
         <w:t xml:space="preserve"># ℹ 111 more rows</w:t>
       </w:r>
     </w:p>
+    <w:bookmarkEnd w:id="23"/>
+    <w:bookmarkEnd w:id="24"/>
+    <w:bookmarkStart w:id="25" w:name="oppgave-c"/>
+    <w:p>
+      <w:pPr>
+        <w:pStyle w:val="Heading1"/>
+      </w:pPr>
+      <w:r>
+        <w:t xml:space="preserve">Oppgave c)</w:t>
+      </w:r>
+    </w:p>
     <w:p>
       <w:pPr>
         <w:pStyle w:val="FirstParagraph"/>
       </w:pPr>
       <w:r>
-        <w:t xml:space="preserve">#Oppgave c)</w:t>
-      </w:r>
-    </w:p>
-    <w:p>
-      <w:pPr>
-        <w:pStyle w:val="BodyText"/>
-      </w:pPr>
-      <w:r>
         <w:t xml:space="preserve">Nå skal vi finne den dagen som har henholdsvis høyest og lavest kurs per år, i løpet av årene 2014 til 2022.</w:t>
       </w:r>
     </w:p>
@@ -1091,7 +826,7 @@
         <w:rPr>
           <w:rStyle w:val="NormalTok"/>
         </w:rPr>
-        <w:t xml:space="preserve">hoy_lav </w:t>
+        <w:t xml:space="preserve">lavest </w:t>
       </w:r>
       <w:r>
         <w:rPr>
@@ -1136,7 +871,7 @@
         <w:rPr>
           <w:rStyle w:val="AttributeTok"/>
         </w:rPr>
-        <w:t xml:space="preserve">month =</w:t>
+        <w:t xml:space="preserve">year =</w:t>
       </w:r>
       <w:r>
         <w:rPr>
@@ -1148,18 +883,156 @@
         <w:rPr>
           <w:rStyle w:val="FunctionTok"/>
         </w:rPr>
-        <w:t xml:space="preserve">month</w:t>
-      </w:r>
-      <w:r>
-        <w:rPr>
-          <w:rStyle w:val="NormalTok"/>
-        </w:rPr>
-        <w:t xml:space="preserve">(t), </w:t>
+        <w:t xml:space="preserve">year</w:t>
+      </w:r>
+      <w:r>
+        <w:rPr>
+          <w:rStyle w:val="NormalTok"/>
+        </w:rPr>
+        <w:t xml:space="preserve">(t))</w:t>
+      </w:r>
+      <w:r>
+        <w:rPr>
+          <w:rStyle w:val="SpecialCharTok"/>
+        </w:rPr>
+        <w:t xml:space="preserve">|&gt;</w:t>
+      </w:r>
+      <w:r>
+        <w:br/>
+      </w:r>
+      <w:r>
+        <w:rPr>
+          <w:rStyle w:val="NormalTok"/>
+        </w:rPr>
+        <w:t xml:space="preserve">  </w:t>
+      </w:r>
+      <w:r>
+        <w:rPr>
+          <w:rStyle w:val="FunctionTok"/>
+        </w:rPr>
+        <w:t xml:space="preserve">slice_min</w:t>
+      </w:r>
+      <w:r>
+        <w:rPr>
+          <w:rStyle w:val="NormalTok"/>
+        </w:rPr>
+        <w:t xml:space="preserve">(rate, </w:t>
       </w:r>
       <w:r>
         <w:rPr>
           <w:rStyle w:val="AttributeTok"/>
         </w:rPr>
+        <w:t xml:space="preserve">by =</w:t>
+      </w:r>
+      <w:r>
+        <w:rPr>
+          <w:rStyle w:val="NormalTok"/>
+        </w:rPr>
+        <w:t xml:space="preserve"> year)</w:t>
+      </w:r>
+      <w:r>
+        <w:rPr>
+          <w:rStyle w:val="SpecialCharTok"/>
+        </w:rPr>
+        <w:t xml:space="preserve">|&gt;</w:t>
+      </w:r>
+      <w:r>
+        <w:br/>
+      </w:r>
+      <w:r>
+        <w:rPr>
+          <w:rStyle w:val="NormalTok"/>
+        </w:rPr>
+        <w:t xml:space="preserve">  </w:t>
+      </w:r>
+      <w:r>
+        <w:rPr>
+          <w:rStyle w:val="FunctionTok"/>
+        </w:rPr>
+        <w:t xml:space="preserve">rename</w:t>
+      </w:r>
+      <w:r>
+        <w:rPr>
+          <w:rStyle w:val="NormalTok"/>
+        </w:rPr>
+        <w:t xml:space="preserve">(</w:t>
+      </w:r>
+      <w:r>
+        <w:rPr>
+          <w:rStyle w:val="AttributeTok"/>
+        </w:rPr>
+        <w:t xml:space="preserve">min_rate =</w:t>
+      </w:r>
+      <w:r>
+        <w:rPr>
+          <w:rStyle w:val="NormalTok"/>
+        </w:rPr>
+        <w:t xml:space="preserve"> rate, </w:t>
+      </w:r>
+      <w:r>
+        <w:rPr>
+          <w:rStyle w:val="AttributeTok"/>
+        </w:rPr>
+        <w:t xml:space="preserve">date_min =</w:t>
+      </w:r>
+      <w:r>
+        <w:rPr>
+          <w:rStyle w:val="NormalTok"/>
+        </w:rPr>
+        <w:t xml:space="preserve"> t)</w:t>
+      </w:r>
+      <w:r>
+        <w:br/>
+      </w:r>
+      <w:r>
+        <w:rPr>
+          <w:rStyle w:val="NormalTok"/>
+        </w:rPr>
+        <w:t xml:space="preserve">hoyest </w:t>
+      </w:r>
+      <w:r>
+        <w:rPr>
+          <w:rStyle w:val="OtherTok"/>
+        </w:rPr>
+        <w:t xml:space="preserve">&lt;-</w:t>
+      </w:r>
+      <w:r>
+        <w:rPr>
+          <w:rStyle w:val="NormalTok"/>
+        </w:rPr>
+        <w:t xml:space="preserve"> euro </w:t>
+      </w:r>
+      <w:r>
+        <w:rPr>
+          <w:rStyle w:val="SpecialCharTok"/>
+        </w:rPr>
+        <w:t xml:space="preserve">|&gt;</w:t>
+      </w:r>
+      <w:r>
+        <w:br/>
+      </w:r>
+      <w:r>
+        <w:rPr>
+          <w:rStyle w:val="NormalTok"/>
+        </w:rPr>
+        <w:t xml:space="preserve">  </w:t>
+      </w:r>
+      <w:r>
+        <w:rPr>
+          <w:rStyle w:val="FunctionTok"/>
+        </w:rPr>
+        <w:t xml:space="preserve">mutate</w:t>
+      </w:r>
+      <w:r>
+        <w:rPr>
+          <w:rStyle w:val="NormalTok"/>
+        </w:rPr>
+        <w:t xml:space="preserve">(</w:t>
+      </w:r>
+      <w:r>
+        <w:rPr>
+          <w:rStyle w:val="AttributeTok"/>
+        </w:rPr>
         <w:t xml:space="preserve">year =</w:t>
       </w:r>
       <w:r>
@@ -1199,7 +1072,46 @@
         <w:rPr>
           <w:rStyle w:val="FunctionTok"/>
         </w:rPr>
-        <w:t xml:space="preserve">summarise</w:t>
+        <w:t xml:space="preserve">slice_max</w:t>
+      </w:r>
+      <w:r>
+        <w:rPr>
+          <w:rStyle w:val="NormalTok"/>
+        </w:rPr>
+        <w:t xml:space="preserve">(rate, </w:t>
+      </w:r>
+      <w:r>
+        <w:rPr>
+          <w:rStyle w:val="AttributeTok"/>
+        </w:rPr>
+        <w:t xml:space="preserve">by =</w:t>
+      </w:r>
+      <w:r>
+        <w:rPr>
+          <w:rStyle w:val="NormalTok"/>
+        </w:rPr>
+        <w:t xml:space="preserve"> year)</w:t>
+      </w:r>
+      <w:r>
+        <w:rPr>
+          <w:rStyle w:val="SpecialCharTok"/>
+        </w:rPr>
+        <w:t xml:space="preserve">|&gt;</w:t>
+      </w:r>
+      <w:r>
+        <w:br/>
+      </w:r>
+      <w:r>
+        <w:rPr>
+          <w:rStyle w:val="NormalTok"/>
+        </w:rPr>
+        <w:t xml:space="preserve">  </w:t>
+      </w:r>
+      <w:r>
+        <w:rPr>
+          <w:rStyle w:val="FunctionTok"/>
+        </w:rPr>
+        <w:t xml:space="preserve">rename</w:t>
       </w:r>
       <w:r>
         <w:rPr>
@@ -1211,7 +1123,439 @@
         <w:rPr>
           <w:rStyle w:val="AttributeTok"/>
         </w:rPr>
-        <w:t xml:space="preserve">hoyest =</w:t>
+        <w:t xml:space="preserve">max_rate =</w:t>
+      </w:r>
+      <w:r>
+        <w:rPr>
+          <w:rStyle w:val="NormalTok"/>
+        </w:rPr>
+        <w:t xml:space="preserve"> rate, </w:t>
+      </w:r>
+      <w:r>
+        <w:rPr>
+          <w:rStyle w:val="AttributeTok"/>
+        </w:rPr>
+        <w:t xml:space="preserve">date_max =</w:t>
+      </w:r>
+      <w:r>
+        <w:rPr>
+          <w:rStyle w:val="NormalTok"/>
+        </w:rPr>
+        <w:t xml:space="preserve"> t)</w:t>
+      </w:r>
+      <w:r>
+        <w:br/>
+      </w:r>
+      <w:r>
+        <w:br/>
+      </w:r>
+      <w:r>
+        <w:rPr>
+          <w:rStyle w:val="NormalTok"/>
+        </w:rPr>
+        <w:t xml:space="preserve">hoyest</w:t>
+      </w:r>
+    </w:p>
+    <w:p>
+      <w:pPr>
+        <w:pStyle w:val="SourceCode"/>
+      </w:pPr>
+      <w:r>
+        <w:rPr>
+          <w:rStyle w:val="VerbatimChar"/>
+        </w:rPr>
+        <w:t xml:space="preserve"># A tibble: 11 × 3</w:t>
+      </w:r>
+      <w:r>
+        <w:br/>
+      </w:r>
+      <w:r>
+        <w:rPr>
+          <w:rStyle w:val="VerbatimChar"/>
+        </w:rPr>
+        <w:t xml:space="preserve">   date_max   max_rate  year</w:t>
+      </w:r>
+      <w:r>
+        <w:br/>
+      </w:r>
+      <w:r>
+        <w:rPr>
+          <w:rStyle w:val="VerbatimChar"/>
+        </w:rPr>
+        <w:t xml:space="preserve">   &lt;date&gt;        &lt;dbl&gt; &lt;dbl&gt;</w:t>
+      </w:r>
+      <w:r>
+        <w:br/>
+      </w:r>
+      <w:r>
+        <w:rPr>
+          <w:rStyle w:val="VerbatimChar"/>
+        </w:rPr>
+        <w:t xml:space="preserve"> 1 2013-12-13     8.49  2013</w:t>
+      </w:r>
+      <w:r>
+        <w:br/>
+      </w:r>
+      <w:r>
+        <w:rPr>
+          <w:rStyle w:val="VerbatimChar"/>
+        </w:rPr>
+        <w:t xml:space="preserve"> 2 2014-12-16     9.54  2014</w:t>
+      </w:r>
+      <w:r>
+        <w:br/>
+      </w:r>
+      <w:r>
+        <w:rPr>
+          <w:rStyle w:val="VerbatimChar"/>
+        </w:rPr>
+        <w:t xml:space="preserve"> 3 2015-12-31     9.62  2015</w:t>
+      </w:r>
+      <w:r>
+        <w:br/>
+      </w:r>
+      <w:r>
+        <w:rPr>
+          <w:rStyle w:val="VerbatimChar"/>
+        </w:rPr>
+        <w:t xml:space="preserve"> 4 2016-02-11     9.71  2016</w:t>
+      </w:r>
+      <w:r>
+        <w:br/>
+      </w:r>
+      <w:r>
+        <w:rPr>
+          <w:rStyle w:val="VerbatimChar"/>
+        </w:rPr>
+        <w:t xml:space="preserve"> 5 2017-12-21     9.97  2017</w:t>
+      </w:r>
+      <w:r>
+        <w:br/>
+      </w:r>
+      <w:r>
+        <w:rPr>
+          <w:rStyle w:val="VerbatimChar"/>
+        </w:rPr>
+        <w:t xml:space="preserve"> 6 2018-12-28     9.97  2018</w:t>
+      </w:r>
+      <w:r>
+        <w:br/>
+      </w:r>
+      <w:r>
+        <w:rPr>
+          <w:rStyle w:val="VerbatimChar"/>
+        </w:rPr>
+        <w:t xml:space="preserve"> 7 2019-10-29    10.3   2019</w:t>
+      </w:r>
+      <w:r>
+        <w:br/>
+      </w:r>
+      <w:r>
+        <w:rPr>
+          <w:rStyle w:val="VerbatimChar"/>
+        </w:rPr>
+        <w:t xml:space="preserve"> 8 2020-03-19    12.3   2020</w:t>
+      </w:r>
+      <w:r>
+        <w:br/>
+      </w:r>
+      <w:r>
+        <w:rPr>
+          <w:rStyle w:val="VerbatimChar"/>
+        </w:rPr>
+        <w:t xml:space="preserve"> 9 2021-07-20    10.6   2021</w:t>
+      </w:r>
+      <w:r>
+        <w:br/>
+      </w:r>
+      <w:r>
+        <w:rPr>
+          <w:rStyle w:val="VerbatimChar"/>
+        </w:rPr>
+        <w:t xml:space="preserve">10 2022-09-30    10.6   2022</w:t>
+      </w:r>
+      <w:r>
+        <w:br/>
+      </w:r>
+      <w:r>
+        <w:rPr>
+          <w:rStyle w:val="VerbatimChar"/>
+        </w:rPr>
+        <w:t xml:space="preserve">11 2023-05-31    12.0   2023</w:t>
+      </w:r>
+    </w:p>
+    <w:p>
+      <w:pPr>
+        <w:pStyle w:val="SourceCode"/>
+      </w:pPr>
+      <w:r>
+        <w:rPr>
+          <w:rStyle w:val="NormalTok"/>
+        </w:rPr>
+        <w:t xml:space="preserve">lavest </w:t>
+      </w:r>
+      <w:r>
+        <w:rPr>
+          <w:rStyle w:val="OtherTok"/>
+        </w:rPr>
+        <w:t xml:space="preserve">&lt;-</w:t>
+      </w:r>
+      <w:r>
+        <w:rPr>
+          <w:rStyle w:val="NormalTok"/>
+        </w:rPr>
+        <w:t xml:space="preserve"> lavest </w:t>
+      </w:r>
+      <w:r>
+        <w:rPr>
+          <w:rStyle w:val="SpecialCharTok"/>
+        </w:rPr>
+        <w:t xml:space="preserve">|&gt;</w:t>
+      </w:r>
+      <w:r>
+        <w:br/>
+      </w:r>
+      <w:r>
+        <w:rPr>
+          <w:rStyle w:val="NormalTok"/>
+        </w:rPr>
+        <w:t xml:space="preserve">  </w:t>
+      </w:r>
+      <w:r>
+        <w:rPr>
+          <w:rStyle w:val="FunctionTok"/>
+        </w:rPr>
+        <w:t xml:space="preserve">left_join</w:t>
+      </w:r>
+      <w:r>
+        <w:rPr>
+          <w:rStyle w:val="NormalTok"/>
+        </w:rPr>
+        <w:t xml:space="preserve">(hoyest)</w:t>
+      </w:r>
+      <w:r>
+        <w:rPr>
+          <w:rStyle w:val="SpecialCharTok"/>
+        </w:rPr>
+        <w:t xml:space="preserve">|&gt;</w:t>
+      </w:r>
+      <w:r>
+        <w:br/>
+      </w:r>
+      <w:r>
+        <w:rPr>
+          <w:rStyle w:val="NormalTok"/>
+        </w:rPr>
+        <w:t xml:space="preserve">  </w:t>
+      </w:r>
+      <w:r>
+        <w:rPr>
+          <w:rStyle w:val="FunctionTok"/>
+        </w:rPr>
+        <w:t xml:space="preserve">select</w:t>
+      </w:r>
+      <w:r>
+        <w:rPr>
+          <w:rStyle w:val="NormalTok"/>
+        </w:rPr>
+        <w:t xml:space="preserve">(year,</w:t>
+      </w:r>
+      <w:r>
+        <w:rPr>
+          <w:rStyle w:val="FunctionTok"/>
+        </w:rPr>
+        <w:t xml:space="preserve">everything</w:t>
+      </w:r>
+      <w:r>
+        <w:rPr>
+          <w:rStyle w:val="NormalTok"/>
+        </w:rPr>
+        <w:t xml:space="preserve">())</w:t>
+      </w:r>
+    </w:p>
+    <w:p>
+      <w:pPr>
+        <w:pStyle w:val="SourceCode"/>
+      </w:pPr>
+      <w:r>
+        <w:rPr>
+          <w:rStyle w:val="VerbatimChar"/>
+        </w:rPr>
+        <w:t xml:space="preserve">Joining with `by = join_by(year)`</w:t>
+      </w:r>
+    </w:p>
+    <w:p>
+      <w:pPr>
+        <w:pStyle w:val="SourceCode"/>
+      </w:pPr>
+      <w:r>
+        <w:rPr>
+          <w:rStyle w:val="NormalTok"/>
+        </w:rPr>
+        <w:t xml:space="preserve">lavest</w:t>
+      </w:r>
+    </w:p>
+    <w:p>
+      <w:pPr>
+        <w:pStyle w:val="SourceCode"/>
+      </w:pPr>
+      <w:r>
+        <w:rPr>
+          <w:rStyle w:val="VerbatimChar"/>
+        </w:rPr>
+        <w:t xml:space="preserve"># A tibble: 11 × 5</w:t>
+      </w:r>
+      <w:r>
+        <w:br/>
+      </w:r>
+      <w:r>
+        <w:rPr>
+          <w:rStyle w:val="VerbatimChar"/>
+        </w:rPr>
+        <w:t xml:space="preserve">    year date_min   min_rate date_max   max_rate</w:t>
+      </w:r>
+      <w:r>
+        <w:br/>
+      </w:r>
+      <w:r>
+        <w:rPr>
+          <w:rStyle w:val="VerbatimChar"/>
+        </w:rPr>
+        <w:t xml:space="preserve">   &lt;dbl&gt; &lt;date&gt;        &lt;dbl&gt; &lt;date&gt;        &lt;dbl&gt;</w:t>
+      </w:r>
+      <w:r>
+        <w:br/>
+      </w:r>
+      <w:r>
+        <w:rPr>
+          <w:rStyle w:val="VerbatimChar"/>
+        </w:rPr>
+        <w:t xml:space="preserve"> 1  2013 2013-12-18     8.38 2013-12-13     8.49</w:t>
+      </w:r>
+      <w:r>
+        <w:br/>
+      </w:r>
+      <w:r>
+        <w:rPr>
+          <w:rStyle w:val="VerbatimChar"/>
+        </w:rPr>
+        <w:t xml:space="preserve"> 2  2014 2014-06-10     8.09 2014-12-16     9.54</w:t>
+      </w:r>
+      <w:r>
+        <w:br/>
+      </w:r>
+      <w:r>
+        <w:rPr>
+          <w:rStyle w:val="VerbatimChar"/>
+        </w:rPr>
+        <w:t xml:space="preserve"> 3  2015 2015-05-07     8.33 2015-12-31     9.62</w:t>
+      </w:r>
+      <w:r>
+        <w:br/>
+      </w:r>
+      <w:r>
+        <w:rPr>
+          <w:rStyle w:val="VerbatimChar"/>
+        </w:rPr>
+        <w:t xml:space="preserve"> 4  2016 2016-10-04     8.92 2016-02-11     9.71</w:t>
+      </w:r>
+      <w:r>
+        <w:br/>
+      </w:r>
+      <w:r>
+        <w:rPr>
+          <w:rStyle w:val="VerbatimChar"/>
+        </w:rPr>
+        <w:t xml:space="preserve"> 5  2017 2017-02-23     8.81 2017-12-21     9.97</w:t>
+      </w:r>
+      <w:r>
+        <w:br/>
+      </w:r>
+      <w:r>
+        <w:rPr>
+          <w:rStyle w:val="VerbatimChar"/>
+        </w:rPr>
+        <w:t xml:space="preserve"> 6  2018 2018-07-10     9.41 2018-12-28     9.97</w:t>
+      </w:r>
+      <w:r>
+        <w:br/>
+      </w:r>
+      <w:r>
+        <w:rPr>
+          <w:rStyle w:val="VerbatimChar"/>
+        </w:rPr>
+        <w:t xml:space="preserve"> 7  2019 2019-04-17     9.58 2019-10-29    10.3 </w:t>
+      </w:r>
+      <w:r>
+        <w:br/>
+      </w:r>
+      <w:r>
+        <w:rPr>
+          <w:rStyle w:val="VerbatimChar"/>
+        </w:rPr>
+        <w:t xml:space="preserve"> 8  2020 2020-01-03     9.83 2020-03-19    12.3 </w:t>
+      </w:r>
+      <w:r>
+        <w:br/>
+      </w:r>
+      <w:r>
+        <w:rPr>
+          <w:rStyle w:val="VerbatimChar"/>
+        </w:rPr>
+        <w:t xml:space="preserve"> 9  2021 2021-10-26     9.68 2021-07-20    10.6 </w:t>
+      </w:r>
+      <w:r>
+        <w:br/>
+      </w:r>
+      <w:r>
+        <w:rPr>
+          <w:rStyle w:val="VerbatimChar"/>
+        </w:rPr>
+        <w:t xml:space="preserve">10  2022 2022-03-24     9.49 2022-09-30    10.6 </w:t>
+      </w:r>
+      <w:r>
+        <w:br/>
+      </w:r>
+      <w:r>
+        <w:rPr>
+          <w:rStyle w:val="VerbatimChar"/>
+        </w:rPr>
+        <w:t xml:space="preserve">11  2023 2023-01-02    10.5  2023-05-31    12.0 </w:t>
+      </w:r>
+    </w:p>
+    <w:bookmarkEnd w:id="25"/>
+    <w:bookmarkStart w:id="42" w:name="oppgave-d"/>
+    <w:p>
+      <w:pPr>
+        <w:pStyle w:val="Heading1"/>
+      </w:pPr>
+      <w:r>
+        <w:t xml:space="preserve">Oppgave d</w:t>
+      </w:r>
+    </w:p>
+    <w:p>
+      <w:pPr>
+        <w:pStyle w:val="FirstParagraph"/>
+      </w:pPr>
+      <w:r>
+        <w:t xml:space="preserve">Vi skal nå importere datasettet over styringsrenten, for å se om kronekursen og styringsrenten er korrelert.</w:t>
+      </w:r>
+    </w:p>
+    <w:p>
+      <w:pPr>
+        <w:pStyle w:val="SourceCode"/>
+      </w:pPr>
+      <w:r>
+        <w:rPr>
+          <w:rStyle w:val="NormalTok"/>
+        </w:rPr>
+        <w:t xml:space="preserve">nb_rates </w:t>
+      </w:r>
+      <w:r>
+        <w:rPr>
+          <w:rStyle w:val="OtherTok"/>
+        </w:rPr>
+        <w:t xml:space="preserve">&lt;-</w:t>
       </w:r>
       <w:r>
         <w:rPr>
@@ -1223,19 +1567,58 @@
         <w:rPr>
           <w:rStyle w:val="FunctionTok"/>
         </w:rPr>
-        <w:t xml:space="preserve">max</w:t>
-      </w:r>
-      <w:r>
-        <w:rPr>
-          <w:rStyle w:val="NormalTok"/>
-        </w:rPr>
-        <w:t xml:space="preserve">(rate), </w:t>
+        <w:t xml:space="preserve">read_excel</w:t>
+      </w:r>
+      <w:r>
+        <w:rPr>
+          <w:rStyle w:val="NormalTok"/>
+        </w:rPr>
+        <w:t xml:space="preserve">(</w:t>
+      </w:r>
+      <w:r>
+        <w:rPr>
+          <w:rStyle w:val="StringTok"/>
+        </w:rPr>
+        <w:t xml:space="preserve">"nb_rates.xlsx"</w:t>
+      </w:r>
+      <w:r>
+        <w:rPr>
+          <w:rStyle w:val="NormalTok"/>
+        </w:rPr>
+        <w:t xml:space="preserve">) </w:t>
+      </w:r>
+      <w:r>
+        <w:rPr>
+          <w:rStyle w:val="SpecialCharTok"/>
+        </w:rPr>
+        <w:t xml:space="preserve">|&gt;</w:t>
+      </w:r>
+      <w:r>
+        <w:br/>
+      </w:r>
+      <w:r>
+        <w:rPr>
+          <w:rStyle w:val="NormalTok"/>
+        </w:rPr>
+        <w:t xml:space="preserve">  </w:t>
+      </w:r>
+      <w:r>
+        <w:rPr>
+          <w:rStyle w:val="FunctionTok"/>
+        </w:rPr>
+        <w:t xml:space="preserve">mutate</w:t>
+      </w:r>
+      <w:r>
+        <w:rPr>
+          <w:rStyle w:val="NormalTok"/>
+        </w:rPr>
+        <w:t xml:space="preserve">(</w:t>
       </w:r>
       <w:r>
         <w:rPr>
           <w:rStyle w:val="AttributeTok"/>
         </w:rPr>
-        <w:t xml:space="preserve">lavest =</w:t>
+        <w:t xml:space="preserve">t =</w:t>
       </w:r>
       <w:r>
         <w:rPr>
@@ -1247,31 +1630,139 @@
         <w:rPr>
           <w:rStyle w:val="FunctionTok"/>
         </w:rPr>
-        <w:t xml:space="preserve">min</w:t>
-      </w:r>
-      <w:r>
-        <w:rPr>
-          <w:rStyle w:val="NormalTok"/>
-        </w:rPr>
-        <w:t xml:space="preserve">(rate), </w:t>
+        <w:t xml:space="preserve">as.Date</w:t>
+      </w:r>
+      <w:r>
+        <w:rPr>
+          <w:rStyle w:val="NormalTok"/>
+        </w:rPr>
+        <w:t xml:space="preserve">(date))</w:t>
+      </w:r>
+      <w:r>
+        <w:rPr>
+          <w:rStyle w:val="SpecialCharTok"/>
+        </w:rPr>
+        <w:t xml:space="preserve">|&gt;</w:t>
+      </w:r>
+      <w:r>
+        <w:rPr>
+          <w:rStyle w:val="CommentTok"/>
+        </w:rPr>
+        <w:t xml:space="preserve">#bytter navn på kolonnen, slik at euro og kronekursen kan slås sammen</w:t>
+      </w:r>
+      <w:r>
+        <w:br/>
+      </w:r>
+      <w:r>
+        <w:rPr>
+          <w:rStyle w:val="NormalTok"/>
+        </w:rPr>
+        <w:t xml:space="preserve">  </w:t>
+      </w:r>
+      <w:r>
+        <w:rPr>
+          <w:rStyle w:val="FunctionTok"/>
+        </w:rPr>
+        <w:t xml:space="preserve">arrange</w:t>
+      </w:r>
+      <w:r>
+        <w:rPr>
+          <w:rStyle w:val="NormalTok"/>
+        </w:rPr>
+        <w:t xml:space="preserve">(t)</w:t>
+      </w:r>
+      <w:r>
+        <w:br/>
+      </w:r>
+      <w:r>
+        <w:br/>
+      </w:r>
+      <w:r>
+        <w:rPr>
+          <w:rStyle w:val="NormalTok"/>
+        </w:rPr>
+        <w:t xml:space="preserve">nb_plot </w:t>
+      </w:r>
+      <w:r>
+        <w:rPr>
+          <w:rStyle w:val="OtherTok"/>
+        </w:rPr>
+        <w:t xml:space="preserve">&lt;-</w:t>
+      </w:r>
+      <w:r>
+        <w:rPr>
+          <w:rStyle w:val="NormalTok"/>
+        </w:rPr>
+        <w:t xml:space="preserve"> nb_rates </w:t>
+      </w:r>
+      <w:r>
+        <w:rPr>
+          <w:rStyle w:val="SpecialCharTok"/>
+        </w:rPr>
+        <w:t xml:space="preserve">|&gt;</w:t>
+      </w:r>
+      <w:r>
+        <w:br/>
+      </w:r>
+      <w:r>
+        <w:rPr>
+          <w:rStyle w:val="NormalTok"/>
+        </w:rPr>
+        <w:t xml:space="preserve">  </w:t>
+      </w:r>
+      <w:r>
+        <w:rPr>
+          <w:rStyle w:val="FunctionTok"/>
+        </w:rPr>
+        <w:t xml:space="preserve">ggplot</w:t>
+      </w:r>
+      <w:r>
+        <w:rPr>
+          <w:rStyle w:val="NormalTok"/>
+        </w:rPr>
+        <w:t xml:space="preserve">(</w:t>
+      </w:r>
+      <w:r>
+        <w:rPr>
+          <w:rStyle w:val="FunctionTok"/>
+        </w:rPr>
+        <w:t xml:space="preserve">aes</w:t>
+      </w:r>
+      <w:r>
+        <w:rPr>
+          <w:rStyle w:val="NormalTok"/>
+        </w:rPr>
+        <w:t xml:space="preserve">(</w:t>
       </w:r>
       <w:r>
         <w:rPr>
           <w:rStyle w:val="AttributeTok"/>
         </w:rPr>
-        <w:t xml:space="preserve">.by =</w:t>
-      </w:r>
-      <w:r>
-        <w:rPr>
-          <w:rStyle w:val="NormalTok"/>
-        </w:rPr>
-        <w:t xml:space="preserve"> year)</w:t>
+        <w:t xml:space="preserve">x =</w:t>
+      </w:r>
+      <w:r>
+        <w:rPr>
+          <w:rStyle w:val="NormalTok"/>
+        </w:rPr>
+        <w:t xml:space="preserve"> t, </w:t>
+      </w:r>
+      <w:r>
+        <w:rPr>
+          <w:rStyle w:val="AttributeTok"/>
+        </w:rPr>
+        <w:t xml:space="preserve">y =</w:t>
+      </w:r>
+      <w:r>
+        <w:rPr>
+          <w:rStyle w:val="NormalTok"/>
+        </w:rPr>
+        <w:t xml:space="preserve"> policy_rate)) </w:t>
       </w:r>
       <w:r>
         <w:rPr>
           <w:rStyle w:val="SpecialCharTok"/>
         </w:rPr>
-        <w:t xml:space="preserve">|&gt;</w:t>
+        <w:t xml:space="preserve">+</w:t>
       </w:r>
       <w:r>
         <w:br/>
@@ -1286,7 +1777,46 @@
         <w:rPr>
           <w:rStyle w:val="FunctionTok"/>
         </w:rPr>
-        <w:t xml:space="preserve">filter</w:t>
+        <w:t xml:space="preserve">geom_step</w:t>
+      </w:r>
+      <w:r>
+        <w:rPr>
+          <w:rStyle w:val="NormalTok"/>
+        </w:rPr>
+        <w:t xml:space="preserve">() </w:t>
+      </w:r>
+      <w:r>
+        <w:rPr>
+          <w:rStyle w:val="SpecialCharTok"/>
+        </w:rPr>
+        <w:t xml:space="preserve">+</w:t>
+      </w:r>
+      <w:r>
+        <w:rPr>
+          <w:rStyle w:val="NormalTok"/>
+        </w:rPr>
+        <w:t xml:space="preserve"> </w:t>
+      </w:r>
+      <w:r>
+        <w:rPr>
+          <w:rStyle w:val="CommentTok"/>
+        </w:rPr>
+        <w:t xml:space="preserve">#geomertri som får frem at dette er diskret</w:t>
+      </w:r>
+      <w:r>
+        <w:br/>
+      </w:r>
+      <w:r>
+        <w:rPr>
+          <w:rStyle w:val="NormalTok"/>
+        </w:rPr>
+        <w:t xml:space="preserve">  </w:t>
+      </w:r>
+      <w:r>
+        <w:rPr>
+          <w:rStyle w:val="FunctionTok"/>
+        </w:rPr>
+        <w:t xml:space="preserve">labs</w:t>
       </w:r>
       <w:r>
         <w:rPr>
@@ -1296,201 +1826,33 @@
       </w:r>
       <w:r>
         <w:rPr>
-          <w:rStyle w:val="FunctionTok"/>
-        </w:rPr>
-        <w:t xml:space="preserve">between</w:t>
-      </w:r>
-      <w:r>
-        <w:rPr>
-          <w:rStyle w:val="NormalTok"/>
-        </w:rPr>
-        <w:t xml:space="preserve">(year,</w:t>
-      </w:r>
-      <w:r>
-        <w:rPr>
-          <w:rStyle w:val="DecValTok"/>
-        </w:rPr>
-        <w:t xml:space="preserve">2014</w:t>
-      </w:r>
-      <w:r>
-        <w:rPr>
-          <w:rStyle w:val="NormalTok"/>
-        </w:rPr>
-        <w:t xml:space="preserve">,</w:t>
-      </w:r>
-      <w:r>
-        <w:rPr>
-          <w:rStyle w:val="DecValTok"/>
-        </w:rPr>
-        <w:t xml:space="preserve">2022</w:t>
-      </w:r>
-      <w:r>
-        <w:rPr>
-          <w:rStyle w:val="NormalTok"/>
-        </w:rPr>
-        <w:t xml:space="preserve">))</w:t>
-      </w:r>
-      <w:r>
-        <w:br/>
-      </w:r>
-      <w:r>
-        <w:br/>
-      </w:r>
-      <w:r>
-        <w:br/>
-      </w:r>
-      <w:r>
-        <w:rPr>
-          <w:rStyle w:val="FunctionTok"/>
-        </w:rPr>
-        <w:t xml:space="preserve">print</w:t>
-      </w:r>
-      <w:r>
-        <w:rPr>
-          <w:rStyle w:val="NormalTok"/>
-        </w:rPr>
-        <w:t xml:space="preserve">(hoy_lav)</w:t>
-      </w:r>
-    </w:p>
-    <w:p>
-      <w:pPr>
-        <w:pStyle w:val="SourceCode"/>
-      </w:pPr>
-      <w:r>
-        <w:rPr>
-          <w:rStyle w:val="VerbatimChar"/>
-        </w:rPr>
-        <w:t xml:space="preserve"># A tibble: 9 × 3</w:t>
-      </w:r>
-      <w:r>
-        <w:br/>
-      </w:r>
-      <w:r>
-        <w:rPr>
-          <w:rStyle w:val="VerbatimChar"/>
-        </w:rPr>
-        <w:t xml:space="preserve">   year hoyest lavest</w:t>
-      </w:r>
-      <w:r>
-        <w:br/>
-      </w:r>
-      <w:r>
-        <w:rPr>
-          <w:rStyle w:val="VerbatimChar"/>
-        </w:rPr>
-        <w:t xml:space="preserve">  &lt;dbl&gt;  &lt;dbl&gt;  &lt;dbl&gt;</w:t>
-      </w:r>
-      <w:r>
-        <w:br/>
-      </w:r>
-      <w:r>
-        <w:rPr>
-          <w:rStyle w:val="VerbatimChar"/>
-        </w:rPr>
-        <w:t xml:space="preserve">1  2014   9.54   8.09</w:t>
-      </w:r>
-      <w:r>
-        <w:br/>
-      </w:r>
-      <w:r>
-        <w:rPr>
-          <w:rStyle w:val="VerbatimChar"/>
-        </w:rPr>
-        <w:t xml:space="preserve">2  2015   9.62   8.33</w:t>
-      </w:r>
-      <w:r>
-        <w:br/>
-      </w:r>
-      <w:r>
-        <w:rPr>
-          <w:rStyle w:val="VerbatimChar"/>
-        </w:rPr>
-        <w:t xml:space="preserve">3  2016   9.71   8.92</w:t>
-      </w:r>
-      <w:r>
-        <w:br/>
-      </w:r>
-      <w:r>
-        <w:rPr>
-          <w:rStyle w:val="VerbatimChar"/>
-        </w:rPr>
-        <w:t xml:space="preserve">4  2017   9.97   8.81</w:t>
-      </w:r>
-      <w:r>
-        <w:br/>
-      </w:r>
-      <w:r>
-        <w:rPr>
-          <w:rStyle w:val="VerbatimChar"/>
-        </w:rPr>
-        <w:t xml:space="preserve">5  2018   9.97   9.41</w:t>
-      </w:r>
-      <w:r>
-        <w:br/>
-      </w:r>
-      <w:r>
-        <w:rPr>
-          <w:rStyle w:val="VerbatimChar"/>
-        </w:rPr>
-        <w:t xml:space="preserve">6  2019  10.3    9.58</w:t>
-      </w:r>
-      <w:r>
-        <w:br/>
-      </w:r>
-      <w:r>
-        <w:rPr>
-          <w:rStyle w:val="VerbatimChar"/>
-        </w:rPr>
-        <w:t xml:space="preserve">7  2020  12.3    9.83</w:t>
-      </w:r>
-      <w:r>
-        <w:br/>
-      </w:r>
-      <w:r>
-        <w:rPr>
-          <w:rStyle w:val="VerbatimChar"/>
-        </w:rPr>
-        <w:t xml:space="preserve">8  2021  10.6    9.68</w:t>
-      </w:r>
-      <w:r>
-        <w:br/>
-      </w:r>
-      <w:r>
-        <w:rPr>
-          <w:rStyle w:val="VerbatimChar"/>
-        </w:rPr>
-        <w:t xml:space="preserve">9  2022  10.6    9.49</w:t>
-      </w:r>
-    </w:p>
-    <w:p>
-      <w:pPr>
-        <w:pStyle w:val="FirstParagraph"/>
-      </w:pPr>
-      <w:r>
-        <w:t xml:space="preserve">#Oppgave d</w:t>
-      </w:r>
-      <w:r>
+          <w:rStyle w:val="AttributeTok"/>
+        </w:rPr>
+        <w:t xml:space="preserve">x =</w:t>
+      </w:r>
+      <w:r>
+        <w:rPr>
+          <w:rStyle w:val="NormalTok"/>
+        </w:rPr>
         <w:t xml:space="preserve"> </w:t>
       </w:r>
       <w:r>
-        <w:t xml:space="preserve">Vi skal nå importere datasettet over styringsrenten, for å se om kronekursen og styringsrenten er korrelert.</w:t>
-      </w:r>
-    </w:p>
-    <w:p>
-      <w:pPr>
-        <w:pStyle w:val="SourceCode"/>
-      </w:pPr>
-      <w:r>
-        <w:rPr>
-          <w:rStyle w:val="NormalTok"/>
-        </w:rPr>
-        <w:t xml:space="preserve">nb_rates </w:t>
-      </w:r>
-      <w:r>
-        <w:rPr>
-          <w:rStyle w:val="OtherTok"/>
-        </w:rPr>
-        <w:t xml:space="preserve">&lt;-</w:t>
+        <w:rPr>
+          <w:rStyle w:val="StringTok"/>
+        </w:rPr>
+        <w:t xml:space="preserve">"Ar"</w:t>
+      </w:r>
+      <w:r>
+        <w:rPr>
+          <w:rStyle w:val="NormalTok"/>
+        </w:rPr>
+        <w:t xml:space="preserve">, </w:t>
+      </w:r>
+      <w:r>
+        <w:rPr>
+          <w:rStyle w:val="AttributeTok"/>
+        </w:rPr>
+        <w:t xml:space="preserve">y =</w:t>
       </w:r>
       <w:r>
         <w:rPr>
@@ -1500,192 +1862,21 @@
       </w:r>
       <w:r>
         <w:rPr>
-          <w:rStyle w:val="FunctionTok"/>
-        </w:rPr>
-        <w:t xml:space="preserve">read_excel</w:t>
-      </w:r>
-      <w:r>
-        <w:rPr>
-          <w:rStyle w:val="NormalTok"/>
-        </w:rPr>
-        <w:t xml:space="preserve">(</w:t>
-      </w:r>
-      <w:r>
-        <w:rPr>
           <w:rStyle w:val="StringTok"/>
         </w:rPr>
-        <w:t xml:space="preserve">"nb_rates.xlsx"</w:t>
-      </w:r>
-      <w:r>
-        <w:rPr>
-          <w:rStyle w:val="NormalTok"/>
-        </w:rPr>
-        <w:t xml:space="preserve">) </w:t>
-      </w:r>
-      <w:r>
-        <w:rPr>
-          <w:rStyle w:val="SpecialCharTok"/>
-        </w:rPr>
-        <w:t xml:space="preserve">|&gt;</w:t>
-      </w:r>
-      <w:r>
-        <w:br/>
-      </w:r>
-      <w:r>
-        <w:rPr>
-          <w:rStyle w:val="NormalTok"/>
-        </w:rPr>
-        <w:t xml:space="preserve">  </w:t>
-      </w:r>
-      <w:r>
-        <w:rPr>
-          <w:rStyle w:val="FunctionTok"/>
-        </w:rPr>
-        <w:t xml:space="preserve">rename</w:t>
-      </w:r>
-      <w:r>
-        <w:rPr>
-          <w:rStyle w:val="NormalTok"/>
-        </w:rPr>
-        <w:t xml:space="preserve">(</w:t>
+        <w:t xml:space="preserve">"styringsrente"</w:t>
+      </w:r>
+      <w:r>
+        <w:rPr>
+          <w:rStyle w:val="NormalTok"/>
+        </w:rPr>
+        <w:t xml:space="preserve">, </w:t>
       </w:r>
       <w:r>
         <w:rPr>
           <w:rStyle w:val="AttributeTok"/>
         </w:rPr>
-        <w:t xml:space="preserve">t =</w:t>
-      </w:r>
-      <w:r>
-        <w:rPr>
-          <w:rStyle w:val="NormalTok"/>
-        </w:rPr>
-        <w:t xml:space="preserve"> date)</w:t>
-      </w:r>
-      <w:r>
-        <w:rPr>
-          <w:rStyle w:val="CommentTok"/>
-        </w:rPr>
-        <w:t xml:space="preserve">#bytter navn på kolonnen, slik at euro og kronekursen kan slås sammen</w:t>
-      </w:r>
-      <w:r>
-        <w:br/>
-      </w:r>
-      <w:r>
-        <w:br/>
-      </w:r>
-      <w:r>
-        <w:rPr>
-          <w:rStyle w:val="NormalTok"/>
-        </w:rPr>
-        <w:t xml:space="preserve">nb_plot </w:t>
-      </w:r>
-      <w:r>
-        <w:rPr>
-          <w:rStyle w:val="OtherTok"/>
-        </w:rPr>
-        <w:t xml:space="preserve">&lt;-</w:t>
-      </w:r>
-      <w:r>
-        <w:rPr>
-          <w:rStyle w:val="NormalTok"/>
-        </w:rPr>
-        <w:t xml:space="preserve"> nb_rates </w:t>
-      </w:r>
-      <w:r>
-        <w:rPr>
-          <w:rStyle w:val="SpecialCharTok"/>
-        </w:rPr>
-        <w:t xml:space="preserve">|&gt;</w:t>
-      </w:r>
-      <w:r>
-        <w:br/>
-      </w:r>
-      <w:r>
-        <w:rPr>
-          <w:rStyle w:val="NormalTok"/>
-        </w:rPr>
-        <w:t xml:space="preserve">  </w:t>
-      </w:r>
-      <w:r>
-        <w:rPr>
-          <w:rStyle w:val="FunctionTok"/>
-        </w:rPr>
-        <w:t xml:space="preserve">ggplot</w:t>
-      </w:r>
-      <w:r>
-        <w:rPr>
-          <w:rStyle w:val="NormalTok"/>
-        </w:rPr>
-        <w:t xml:space="preserve">(</w:t>
-      </w:r>
-      <w:r>
-        <w:rPr>
-          <w:rStyle w:val="FunctionTok"/>
-        </w:rPr>
-        <w:t xml:space="preserve">aes</w:t>
-      </w:r>
-      <w:r>
-        <w:rPr>
-          <w:rStyle w:val="NormalTok"/>
-        </w:rPr>
-        <w:t xml:space="preserve">(</w:t>
-      </w:r>
-      <w:r>
-        <w:rPr>
-          <w:rStyle w:val="AttributeTok"/>
-        </w:rPr>
-        <w:t xml:space="preserve">x =</w:t>
-      </w:r>
-      <w:r>
-        <w:rPr>
-          <w:rStyle w:val="NormalTok"/>
-        </w:rPr>
-        <w:t xml:space="preserve"> t, </w:t>
-      </w:r>
-      <w:r>
-        <w:rPr>
-          <w:rStyle w:val="AttributeTok"/>
-        </w:rPr>
-        <w:t xml:space="preserve">y =</w:t>
-      </w:r>
-      <w:r>
-        <w:rPr>
-          <w:rStyle w:val="NormalTok"/>
-        </w:rPr>
-        <w:t xml:space="preserve"> policy_rate)) </w:t>
-      </w:r>
-      <w:r>
-        <w:rPr>
-          <w:rStyle w:val="SpecialCharTok"/>
-        </w:rPr>
-        <w:t xml:space="preserve">+</w:t>
-      </w:r>
-      <w:r>
-        <w:br/>
-      </w:r>
-      <w:r>
-        <w:rPr>
-          <w:rStyle w:val="NormalTok"/>
-        </w:rPr>
-        <w:t xml:space="preserve">  </w:t>
-      </w:r>
-      <w:r>
-        <w:rPr>
-          <w:rStyle w:val="FunctionTok"/>
-        </w:rPr>
-        <w:t xml:space="preserve">geom_step</w:t>
-      </w:r>
-      <w:r>
-        <w:rPr>
-          <w:rStyle w:val="NormalTok"/>
-        </w:rPr>
-        <w:t xml:space="preserve">() </w:t>
-      </w:r>
-      <w:r>
-        <w:rPr>
-          <w:rStyle w:val="SpecialCharTok"/>
-        </w:rPr>
-        <w:t xml:space="preserve">+</w:t>
+        <w:t xml:space="preserve">title =</w:t>
       </w:r>
       <w:r>
         <w:rPr>
@@ -1695,95 +1886,8 @@
       </w:r>
       <w:r>
         <w:rPr>
-          <w:rStyle w:val="CommentTok"/>
-        </w:rPr>
-        <w:t xml:space="preserve">#geomertri som får frem at dette er diskret</w:t>
-      </w:r>
-      <w:r>
-        <w:br/>
-      </w:r>
-      <w:r>
-        <w:rPr>
-          <w:rStyle w:val="NormalTok"/>
-        </w:rPr>
-        <w:t xml:space="preserve">  </w:t>
-      </w:r>
-      <w:r>
-        <w:rPr>
-          <w:rStyle w:val="FunctionTok"/>
-        </w:rPr>
-        <w:t xml:space="preserve">labs</w:t>
-      </w:r>
-      <w:r>
-        <w:rPr>
-          <w:rStyle w:val="NormalTok"/>
-        </w:rPr>
-        <w:t xml:space="preserve">(</w:t>
-      </w:r>
-      <w:r>
-        <w:rPr>
-          <w:rStyle w:val="AttributeTok"/>
-        </w:rPr>
-        <w:t xml:space="preserve">x =</w:t>
-      </w:r>
-      <w:r>
-        <w:rPr>
-          <w:rStyle w:val="NormalTok"/>
-        </w:rPr>
-        <w:t xml:space="preserve"> </w:t>
-      </w:r>
-      <w:r>
-        <w:rPr>
           <w:rStyle w:val="StringTok"/>
         </w:rPr>
-        <w:t xml:space="preserve">"Ar"</w:t>
-      </w:r>
-      <w:r>
-        <w:rPr>
-          <w:rStyle w:val="NormalTok"/>
-        </w:rPr>
-        <w:t xml:space="preserve">, </w:t>
-      </w:r>
-      <w:r>
-        <w:rPr>
-          <w:rStyle w:val="AttributeTok"/>
-        </w:rPr>
-        <w:t xml:space="preserve">y =</w:t>
-      </w:r>
-      <w:r>
-        <w:rPr>
-          <w:rStyle w:val="NormalTok"/>
-        </w:rPr>
-        <w:t xml:space="preserve"> </w:t>
-      </w:r>
-      <w:r>
-        <w:rPr>
-          <w:rStyle w:val="StringTok"/>
-        </w:rPr>
-        <w:t xml:space="preserve">"styringsrente"</w:t>
-      </w:r>
-      <w:r>
-        <w:rPr>
-          <w:rStyle w:val="NormalTok"/>
-        </w:rPr>
-        <w:t xml:space="preserve">, </w:t>
-      </w:r>
-      <w:r>
-        <w:rPr>
-          <w:rStyle w:val="AttributeTok"/>
-        </w:rPr>
-        <w:t xml:space="preserve">title =</w:t>
-      </w:r>
-      <w:r>
-        <w:rPr>
-          <w:rStyle w:val="NormalTok"/>
-        </w:rPr>
-        <w:t xml:space="preserve"> </w:t>
-      </w:r>
-      <w:r>
-        <w:rPr>
-          <w:rStyle w:val="StringTok"/>
-        </w:rPr>
         <w:t xml:space="preserve">"Styringsrenta over tid"</w:t>
       </w:r>
       <w:r>
@@ -1803,438 +1907,6 @@
           <w:rStyle w:val="NormalTok"/>
         </w:rPr>
         <w:t xml:space="preserve">nb_plot</w:t>
-      </w:r>
-    </w:p>
-    <w:p>
-      <w:pPr>
-        <w:pStyle w:val="FirstParagraph"/>
-      </w:pPr>
-      <w:r>
-        <w:drawing>
-          <wp:inline>
-            <wp:extent cx="4620126" cy="3696101"/>
-            <wp:effectExtent b="0" l="0" r="0" t="0"/>
-            <wp:docPr descr="" title="" id="24" name="Picture"/>
-            <a:graphic>
-              <a:graphicData uri="http://schemas.openxmlformats.org/drawingml/2006/picture">
-                <pic:pic>
-                  <pic:nvPicPr>
-                    <pic:cNvPr descr="Valutakurs_eksamen2023_files/figure-docx/unnamed-chunk-5-1.png" id="25" name="Picture"/>
-                    <pic:cNvPicPr>
-                      <a:picLocks noChangeArrowheads="1" noChangeAspect="1"/>
-                    </pic:cNvPicPr>
-                  </pic:nvPicPr>
-                  <pic:blipFill>
-                    <a:blip r:embed="rId23"/>
-                    <a:stretch>
-                      <a:fillRect/>
-                    </a:stretch>
-                  </pic:blipFill>
-                  <pic:spPr bwMode="auto">
-                    <a:xfrm>
-                      <a:off x="0" y="0"/>
-                      <a:ext cx="4620126" cy="3696101"/>
-                    </a:xfrm>
-                    <a:prstGeom prst="rect">
-                      <a:avLst/>
-                    </a:prstGeom>
-                    <a:noFill/>
-                    <a:ln w="9525">
-                      <a:noFill/>
-                      <a:headEnd/>
-                      <a:tailEnd/>
-                    </a:ln>
-                  </pic:spPr>
-                </pic:pic>
-              </a:graphicData>
-            </a:graphic>
-          </wp:inline>
-        </w:drawing>
-      </w:r>
-    </w:p>
-    <w:p>
-      <w:pPr>
-        <w:pStyle w:val="BodyText"/>
-      </w:pPr>
-      <w:r>
-        <w:t xml:space="preserve">#oppgave e</w:t>
-      </w:r>
-      <w:r>
-        <w:t xml:space="preserve"> </w:t>
-      </w:r>
-      <w:r>
-        <w:t xml:space="preserve">Vi skal nå se på sammenhengen mellom kronekursen og styringsrenten. Dette gjør vi ved å lage en linjær regresjonsmodel, med styringsrenten som forklaringsvariabel.</w:t>
-      </w:r>
-    </w:p>
-    <w:p>
-      <w:pPr>
-        <w:pStyle w:val="SourceCode"/>
-      </w:pPr>
-      <w:r>
-        <w:rPr>
-          <w:rStyle w:val="NormalTok"/>
-        </w:rPr>
-        <w:t xml:space="preserve">euro_med_styring </w:t>
-      </w:r>
-      <w:r>
-        <w:rPr>
-          <w:rStyle w:val="OtherTok"/>
-        </w:rPr>
-        <w:t xml:space="preserve">&lt;-</w:t>
-      </w:r>
-      <w:r>
-        <w:rPr>
-          <w:rStyle w:val="NormalTok"/>
-        </w:rPr>
-        <w:t xml:space="preserve"> euro </w:t>
-      </w:r>
-      <w:r>
-        <w:rPr>
-          <w:rStyle w:val="SpecialCharTok"/>
-        </w:rPr>
-        <w:t xml:space="preserve">|&gt;</w:t>
-      </w:r>
-      <w:r>
-        <w:br/>
-      </w:r>
-      <w:r>
-        <w:rPr>
-          <w:rStyle w:val="NormalTok"/>
-        </w:rPr>
-        <w:t xml:space="preserve">  </w:t>
-      </w:r>
-      <w:r>
-        <w:rPr>
-          <w:rStyle w:val="FunctionTok"/>
-        </w:rPr>
-        <w:t xml:space="preserve">left_join</w:t>
-      </w:r>
-      <w:r>
-        <w:rPr>
-          <w:rStyle w:val="NormalTok"/>
-        </w:rPr>
-        <w:t xml:space="preserve">(nb_rates)</w:t>
-      </w:r>
-      <w:r>
-        <w:rPr>
-          <w:rStyle w:val="SpecialCharTok"/>
-        </w:rPr>
-        <w:t xml:space="preserve">|&gt;</w:t>
-      </w:r>
-      <w:r>
-        <w:br/>
-      </w:r>
-      <w:r>
-        <w:rPr>
-          <w:rStyle w:val="NormalTok"/>
-        </w:rPr>
-        <w:t xml:space="preserve">  </w:t>
-      </w:r>
-      <w:r>
-        <w:rPr>
-          <w:rStyle w:val="FunctionTok"/>
-        </w:rPr>
-        <w:t xml:space="preserve">fill</w:t>
-      </w:r>
-      <w:r>
-        <w:rPr>
-          <w:rStyle w:val="NormalTok"/>
-        </w:rPr>
-        <w:t xml:space="preserve">(policy_rate, </w:t>
-      </w:r>
-      <w:r>
-        <w:rPr>
-          <w:rStyle w:val="AttributeTok"/>
-        </w:rPr>
-        <w:t xml:space="preserve">.direction =</w:t>
-      </w:r>
-      <w:r>
-        <w:rPr>
-          <w:rStyle w:val="NormalTok"/>
-        </w:rPr>
-        <w:t xml:space="preserve"> </w:t>
-      </w:r>
-      <w:r>
-        <w:rPr>
-          <w:rStyle w:val="StringTok"/>
-        </w:rPr>
-        <w:t xml:space="preserve">"down"</w:t>
-      </w:r>
-      <w:r>
-        <w:rPr>
-          <w:rStyle w:val="NormalTok"/>
-        </w:rPr>
-        <w:t xml:space="preserve">) </w:t>
-      </w:r>
-      <w:r>
-        <w:rPr>
-          <w:rStyle w:val="SpecialCharTok"/>
-        </w:rPr>
-        <w:t xml:space="preserve">|&gt;</w:t>
-      </w:r>
-      <w:r>
-        <w:rPr>
-          <w:rStyle w:val="CommentTok"/>
-        </w:rPr>
-        <w:t xml:space="preserve">#fyller datasettet nedover med observert data</w:t>
-      </w:r>
-      <w:r>
-        <w:br/>
-      </w:r>
-      <w:r>
-        <w:rPr>
-          <w:rStyle w:val="NormalTok"/>
-        </w:rPr>
-        <w:t xml:space="preserve">  </w:t>
-      </w:r>
-      <w:r>
-        <w:rPr>
-          <w:rStyle w:val="FunctionTok"/>
-        </w:rPr>
-        <w:t xml:space="preserve">rename</w:t>
-      </w:r>
-      <w:r>
-        <w:rPr>
-          <w:rStyle w:val="NormalTok"/>
-        </w:rPr>
-        <w:t xml:space="preserve">(</w:t>
-      </w:r>
-      <w:r>
-        <w:rPr>
-          <w:rStyle w:val="AttributeTok"/>
-        </w:rPr>
-        <w:t xml:space="preserve">kronekurs =</w:t>
-      </w:r>
-      <w:r>
-        <w:rPr>
-          <w:rStyle w:val="NormalTok"/>
-        </w:rPr>
-        <w:t xml:space="preserve"> rate, </w:t>
-      </w:r>
-      <w:r>
-        <w:rPr>
-          <w:rStyle w:val="AttributeTok"/>
-        </w:rPr>
-        <w:t xml:space="preserve">styringsrente =</w:t>
-      </w:r>
-      <w:r>
-        <w:rPr>
-          <w:rStyle w:val="NormalTok"/>
-        </w:rPr>
-        <w:t xml:space="preserve"> policy_rate)</w:t>
-      </w:r>
-    </w:p>
-    <w:p>
-      <w:pPr>
-        <w:pStyle w:val="SourceCode"/>
-      </w:pPr>
-      <w:r>
-        <w:rPr>
-          <w:rStyle w:val="VerbatimChar"/>
-        </w:rPr>
-        <w:t xml:space="preserve">Joining with `by = join_by(t)`</w:t>
-      </w:r>
-    </w:p>
-    <w:p>
-      <w:pPr>
-        <w:pStyle w:val="SourceCode"/>
-      </w:pPr>
-      <w:r>
-        <w:rPr>
-          <w:rStyle w:val="NormalTok"/>
-        </w:rPr>
-        <w:t xml:space="preserve">kor </w:t>
-      </w:r>
-      <w:r>
-        <w:rPr>
-          <w:rStyle w:val="OtherTok"/>
-        </w:rPr>
-        <w:t xml:space="preserve">&lt;-</w:t>
-      </w:r>
-      <w:r>
-        <w:rPr>
-          <w:rStyle w:val="NormalTok"/>
-        </w:rPr>
-        <w:t xml:space="preserve"> euro_med_styring </w:t>
-      </w:r>
-      <w:r>
-        <w:rPr>
-          <w:rStyle w:val="SpecialCharTok"/>
-        </w:rPr>
-        <w:t xml:space="preserve">|&gt;</w:t>
-      </w:r>
-      <w:r>
-        <w:br/>
-      </w:r>
-      <w:r>
-        <w:rPr>
-          <w:rStyle w:val="NormalTok"/>
-        </w:rPr>
-        <w:t xml:space="preserve">  </w:t>
-      </w:r>
-      <w:r>
-        <w:rPr>
-          <w:rStyle w:val="FunctionTok"/>
-        </w:rPr>
-        <w:t xml:space="preserve">ggplot</w:t>
-      </w:r>
-      <w:r>
-        <w:rPr>
-          <w:rStyle w:val="NormalTok"/>
-        </w:rPr>
-        <w:t xml:space="preserve">(</w:t>
-      </w:r>
-      <w:r>
-        <w:rPr>
-          <w:rStyle w:val="FunctionTok"/>
-        </w:rPr>
-        <w:t xml:space="preserve">aes</w:t>
-      </w:r>
-      <w:r>
-        <w:rPr>
-          <w:rStyle w:val="NormalTok"/>
-        </w:rPr>
-        <w:t xml:space="preserve">(</w:t>
-      </w:r>
-      <w:r>
-        <w:rPr>
-          <w:rStyle w:val="AttributeTok"/>
-        </w:rPr>
-        <w:t xml:space="preserve">x =</w:t>
-      </w:r>
-      <w:r>
-        <w:rPr>
-          <w:rStyle w:val="NormalTok"/>
-        </w:rPr>
-        <w:t xml:space="preserve"> kronekurs, </w:t>
-      </w:r>
-      <w:r>
-        <w:rPr>
-          <w:rStyle w:val="AttributeTok"/>
-        </w:rPr>
-        <w:t xml:space="preserve">y =</w:t>
-      </w:r>
-      <w:r>
-        <w:rPr>
-          <w:rStyle w:val="NormalTok"/>
-        </w:rPr>
-        <w:t xml:space="preserve"> styringsrente)) </w:t>
-      </w:r>
-      <w:r>
-        <w:rPr>
-          <w:rStyle w:val="SpecialCharTok"/>
-        </w:rPr>
-        <w:t xml:space="preserve">+</w:t>
-      </w:r>
-      <w:r>
-        <w:rPr>
-          <w:rStyle w:val="NormalTok"/>
-        </w:rPr>
-        <w:t xml:space="preserve"> </w:t>
-      </w:r>
-      <w:r>
-        <w:br/>
-      </w:r>
-      <w:r>
-        <w:rPr>
-          <w:rStyle w:val="NormalTok"/>
-        </w:rPr>
-        <w:t xml:space="preserve">  </w:t>
-      </w:r>
-      <w:r>
-        <w:rPr>
-          <w:rStyle w:val="FunctionTok"/>
-        </w:rPr>
-        <w:t xml:space="preserve">geom_smooth</w:t>
-      </w:r>
-      <w:r>
-        <w:rPr>
-          <w:rStyle w:val="NormalTok"/>
-        </w:rPr>
-        <w:t xml:space="preserve">() </w:t>
-      </w:r>
-      <w:r>
-        <w:rPr>
-          <w:rStyle w:val="SpecialCharTok"/>
-        </w:rPr>
-        <w:t xml:space="preserve">+</w:t>
-      </w:r>
-      <w:r>
-        <w:rPr>
-          <w:rStyle w:val="NormalTok"/>
-        </w:rPr>
-        <w:t xml:space="preserve"> </w:t>
-      </w:r>
-      <w:r>
-        <w:br/>
-      </w:r>
-      <w:r>
-        <w:rPr>
-          <w:rStyle w:val="NormalTok"/>
-        </w:rPr>
-        <w:t xml:space="preserve">  </w:t>
-      </w:r>
-      <w:r>
-        <w:rPr>
-          <w:rStyle w:val="FunctionTok"/>
-        </w:rPr>
-        <w:t xml:space="preserve">labs</w:t>
-      </w:r>
-      <w:r>
-        <w:rPr>
-          <w:rStyle w:val="NormalTok"/>
-        </w:rPr>
-        <w:t xml:space="preserve">(</w:t>
-      </w:r>
-      <w:r>
-        <w:rPr>
-          <w:rStyle w:val="AttributeTok"/>
-        </w:rPr>
-        <w:t xml:space="preserve">title =</w:t>
-      </w:r>
-      <w:r>
-        <w:rPr>
-          <w:rStyle w:val="NormalTok"/>
-        </w:rPr>
-        <w:t xml:space="preserve"> </w:t>
-      </w:r>
-      <w:r>
-        <w:rPr>
-          <w:rStyle w:val="StringTok"/>
-        </w:rPr>
-        <w:t xml:space="preserve">"kronekurs mot styringsrente"</w:t>
-      </w:r>
-      <w:r>
-        <w:rPr>
-          <w:rStyle w:val="NormalTok"/>
-        </w:rPr>
-        <w:t xml:space="preserve">)</w:t>
-      </w:r>
-      <w:r>
-        <w:br/>
-      </w:r>
-      <w:r>
-        <w:br/>
-      </w:r>
-      <w:r>
-        <w:br/>
-      </w:r>
-      <w:r>
-        <w:rPr>
-          <w:rStyle w:val="NormalTok"/>
-        </w:rPr>
-        <w:t xml:space="preserve">kor</w:t>
-      </w:r>
-    </w:p>
-    <w:p>
-      <w:pPr>
-        <w:pStyle w:val="SourceCode"/>
-      </w:pPr>
-      <w:r>
-        <w:rPr>
-          <w:rStyle w:val="VerbatimChar"/>
-        </w:rPr>
-        <w:t xml:space="preserve">`geom_smooth()` using method = 'gam' and formula = 'y ~ s(x, bs = "cs")'</w:t>
       </w:r>
     </w:p>
     <w:p>
@@ -2251,7 +1923,7 @@
               <a:graphicData uri="http://schemas.openxmlformats.org/drawingml/2006/picture">
                 <pic:pic>
                   <pic:nvPicPr>
-                    <pic:cNvPr descr="Valutakurs_eksamen2023_files/figure-docx/unnamed-chunk-6-1.png" id="28" name="Picture"/>
+                    <pic:cNvPr descr="Valutakurs_eksamen2023_files/figure-docx/unnamed-chunk-5-1.png" id="28" name="Picture"/>
                     <pic:cNvPicPr>
                       <a:picLocks noChangeArrowheads="1" noChangeAspect="1"/>
                     </pic:cNvPicPr>
@@ -2286,263 +1958,918 @@
     </w:p>
     <w:p>
       <w:pPr>
-        <w:pStyle w:val="SourceCode"/>
-      </w:pPr>
-      <w:r>
-        <w:rPr>
-          <w:rStyle w:val="NormalTok"/>
-        </w:rPr>
-        <w:t xml:space="preserve">model </w:t>
-      </w:r>
-      <w:r>
-        <w:rPr>
-          <w:rStyle w:val="OtherTok"/>
-        </w:rPr>
-        <w:t xml:space="preserve">&lt;-</w:t>
-      </w:r>
-      <w:r>
-        <w:rPr>
-          <w:rStyle w:val="NormalTok"/>
-        </w:rPr>
+        <w:pStyle w:val="BodyText"/>
+      </w:pPr>
+      <w:r>
+        <w:t xml:space="preserve">#oppgave e</w:t>
+      </w:r>
+      <w:r>
         <w:t xml:space="preserve"> </w:t>
       </w:r>
       <w:r>
-        <w:rPr>
-          <w:rStyle w:val="FunctionTok"/>
-        </w:rPr>
-        <w:t xml:space="preserve">lm</w:t>
-      </w:r>
-      <w:r>
-        <w:rPr>
-          <w:rStyle w:val="NormalTok"/>
-        </w:rPr>
-        <w:t xml:space="preserve">(euro_med_styring</w:t>
-      </w:r>
-      <w:r>
-        <w:rPr>
-          <w:rStyle w:val="SpecialCharTok"/>
-        </w:rPr>
-        <w:t xml:space="preserve">$</w:t>
-      </w:r>
-      <w:r>
-        <w:rPr>
-          <w:rStyle w:val="NormalTok"/>
-        </w:rPr>
-        <w:t xml:space="preserve">kronekurs </w:t>
-      </w:r>
-      <w:r>
-        <w:rPr>
-          <w:rStyle w:val="SpecialCharTok"/>
-        </w:rPr>
-        <w:t xml:space="preserve">~</w:t>
-      </w:r>
-      <w:r>
-        <w:rPr>
-          <w:rStyle w:val="NormalTok"/>
-        </w:rPr>
-        <w:t xml:space="preserve"> euro_med_styring</w:t>
-      </w:r>
-      <w:r>
-        <w:rPr>
-          <w:rStyle w:val="SpecialCharTok"/>
-        </w:rPr>
-        <w:t xml:space="preserve">$</w:t>
-      </w:r>
-      <w:r>
-        <w:rPr>
-          <w:rStyle w:val="NormalTok"/>
-        </w:rPr>
-        <w:t xml:space="preserve">styringsrente)</w:t>
-      </w:r>
-      <w:r>
-        <w:br/>
-      </w:r>
-      <w:r>
-        <w:rPr>
-          <w:rStyle w:val="FunctionTok"/>
-        </w:rPr>
-        <w:t xml:space="preserve">summary</w:t>
-      </w:r>
-      <w:r>
-        <w:rPr>
-          <w:rStyle w:val="NormalTok"/>
-        </w:rPr>
-        <w:t xml:space="preserve">(model)</w:t>
-      </w:r>
-    </w:p>
-    <w:p>
-      <w:pPr>
-        <w:pStyle w:val="SourceCode"/>
-      </w:pPr>
-      <w:r>
-        <w:br/>
-      </w:r>
-      <w:r>
-        <w:rPr>
-          <w:rStyle w:val="VerbatimChar"/>
-        </w:rPr>
-        <w:t xml:space="preserve">Call:</w:t>
-      </w:r>
-      <w:r>
-        <w:br/>
-      </w:r>
-      <w:r>
-        <w:rPr>
-          <w:rStyle w:val="VerbatimChar"/>
-        </w:rPr>
-        <w:t xml:space="preserve">lm(formula = euro_med_styring$kronekurs ~ euro_med_styring$styringsrente)</w:t>
-      </w:r>
-      <w:r>
-        <w:br/>
-      </w:r>
-      <w:r>
-        <w:br/>
-      </w:r>
-      <w:r>
-        <w:rPr>
-          <w:rStyle w:val="VerbatimChar"/>
-        </w:rPr>
-        <w:t xml:space="preserve">Residuals:</w:t>
-      </w:r>
-      <w:r>
-        <w:br/>
-      </w:r>
-      <w:r>
-        <w:rPr>
-          <w:rStyle w:val="VerbatimChar"/>
-        </w:rPr>
-        <w:t xml:space="preserve">     Min       1Q   Median       3Q      Max </w:t>
-      </w:r>
-      <w:r>
-        <w:br/>
-      </w:r>
-      <w:r>
-        <w:rPr>
-          <w:rStyle w:val="VerbatimChar"/>
-        </w:rPr>
-        <w:t xml:space="preserve">-1.80288 -0.38798  0.01295  0.55808  2.72896 </w:t>
-      </w:r>
-      <w:r>
-        <w:br/>
-      </w:r>
-      <w:r>
-        <w:br/>
-      </w:r>
-      <w:r>
-        <w:rPr>
-          <w:rStyle w:val="VerbatimChar"/>
-        </w:rPr>
-        <w:t xml:space="preserve">Coefficients:</w:t>
-      </w:r>
-      <w:r>
-        <w:br/>
-      </w:r>
-      <w:r>
-        <w:rPr>
-          <w:rStyle w:val="VerbatimChar"/>
-        </w:rPr>
-        <w:t xml:space="preserve">                               Estimate Std. Error t value Pr(&gt;|t|)    </w:t>
-      </w:r>
-      <w:r>
-        <w:br/>
-      </w:r>
-      <w:r>
-        <w:rPr>
-          <w:rStyle w:val="VerbatimChar"/>
-        </w:rPr>
-        <w:t xml:space="preserve">(Intercept)                     9.45503    0.02421  390.47   &lt;2e-16 ***</w:t>
-      </w:r>
-      <w:r>
-        <w:br/>
-      </w:r>
-      <w:r>
-        <w:rPr>
-          <w:rStyle w:val="VerbatimChar"/>
-        </w:rPr>
-        <w:t xml:space="preserve">euro_med_styring$styringsrente  0.29123    0.01697   17.16   &lt;2e-16 ***</w:t>
-      </w:r>
-      <w:r>
-        <w:br/>
-      </w:r>
-      <w:r>
-        <w:rPr>
-          <w:rStyle w:val="VerbatimChar"/>
-        </w:rPr>
-        <w:t xml:space="preserve">---</w:t>
-      </w:r>
-      <w:r>
-        <w:br/>
-      </w:r>
-      <w:r>
-        <w:rPr>
-          <w:rStyle w:val="VerbatimChar"/>
-        </w:rPr>
-        <w:t xml:space="preserve">Signif. codes:  0 '***' 0.001 '**' 0.01 '*' 0.05 '.' 0.1 ' ' 1</w:t>
-      </w:r>
-      <w:r>
-        <w:br/>
-      </w:r>
-      <w:r>
-        <w:br/>
-      </w:r>
-      <w:r>
-        <w:rPr>
-          <w:rStyle w:val="VerbatimChar"/>
-        </w:rPr>
-        <w:t xml:space="preserve">Residual standard error: 0.8297 on 2514 degrees of freedom</w:t>
-      </w:r>
-      <w:r>
-        <w:br/>
-      </w:r>
-      <w:r>
-        <w:rPr>
-          <w:rStyle w:val="VerbatimChar"/>
-        </w:rPr>
-        <w:t xml:space="preserve">Multiple R-squared:  0.1049,    Adjusted R-squared:  0.1045 </w:t>
-      </w:r>
-      <w:r>
-        <w:br/>
-      </w:r>
-      <w:r>
-        <w:rPr>
-          <w:rStyle w:val="VerbatimChar"/>
-        </w:rPr>
-        <w:t xml:space="preserve">F-statistic: 294.6 on 1 and 2514 DF,  p-value: &lt; 2.2e-16</w:t>
-      </w:r>
-    </w:p>
-    <w:p>
-      <w:pPr>
-        <w:pStyle w:val="FirstParagraph"/>
-      </w:pPr>
-      <w:r>
-        <w:t xml:space="preserve">Av plottet ser vi at det er en positiv korrelasjon mellom styringsrenten og kronekurs, altså at en høyere styringsrente gir en sterkere krone mot euroen. Dog er</w:t>
+        <w:t xml:space="preserve">Vi skal nå se på sammenhengen mellom kronekursen og styringsrenten. Dette gjør vi ved å lage en linjær regresjonsmodel, med styringsrenten som forklaringsvariabel.</w:t>
+      </w:r>
+    </w:p>
+    <w:p>
+      <w:pPr>
+        <w:pStyle w:val="BodyText"/>
+      </w:pPr>
+      <w:r>
+        <w:t xml:space="preserve">I samfunnsøkonomi lærer man at en høyere styringsrente styrker kronen, da det vil øke etterspøselen etter norske kroner. Slik sett vil en høy styringsrente være korelert med en lav kronekurs, alså at vi må betale få NOK for en euro. På en annen side vil en svak kronekurs føre til at sentralbanken øker styringsrenten. Det tar noe tid før dette treffer inn i økonomien, slik at en høy styringsrente og høy kronekurs også vil sameksistere. Derfor får vi to ulike estimater for</w:t>
       </w:r>
       <w:r>
         <w:t xml:space="preserve"> </w:t>
       </w:r>
       <m:oMath>
-        <m:sSup>
+        <m:acc>
+          <m:accPr>
+            <m:chr m:val="̂"/>
+          </m:accPr>
           <m:e>
             <m:r>
-              <m:t>R</m:t>
+              <m:t>b</m:t>
             </m:r>
           </m:e>
-          <m:sup>
-            <m:r>
-              <m:t>2</m:t>
-            </m:r>
-          </m:sup>
-        </m:sSup>
+        </m:acc>
       </m:oMath>
       <w:r>
         <w:t xml:space="preserve"> </w:t>
       </w:r>
       <w:r>
-        <w:t xml:space="preserve">bare på 0.1049, som vil si at korrelasjonen mellom avvikene fra forveningsverdien for de observerte verdiene og avvikene fra forveningsverdien for de predikerte verdiene er lav.</w:t>
-      </w:r>
-    </w:p>
-    <w:bookmarkEnd w:id="29"/>
-    <w:bookmarkStart w:id="30" w:name="testing-av-modellen"/>
+        <w:t xml:space="preserve">dersom vi gjør regresjonen med verdier fra 2014-2022 og fra 2022 - 2024.</w:t>
+      </w:r>
+    </w:p>
+    <w:p>
+      <w:pPr>
+        <w:pStyle w:val="SourceCode"/>
+      </w:pPr>
+      <w:r>
+        <w:rPr>
+          <w:rStyle w:val="NormalTok"/>
+        </w:rPr>
+        <w:t xml:space="preserve">euro_med_styring </w:t>
+      </w:r>
+      <w:r>
+        <w:rPr>
+          <w:rStyle w:val="OtherTok"/>
+        </w:rPr>
+        <w:t xml:space="preserve">&lt;-</w:t>
+      </w:r>
+      <w:r>
+        <w:rPr>
+          <w:rStyle w:val="NormalTok"/>
+        </w:rPr>
+        <w:t xml:space="preserve"> euro </w:t>
+      </w:r>
+      <w:r>
+        <w:rPr>
+          <w:rStyle w:val="SpecialCharTok"/>
+        </w:rPr>
+        <w:t xml:space="preserve">|&gt;</w:t>
+      </w:r>
+      <w:r>
+        <w:br/>
+      </w:r>
+      <w:r>
+        <w:rPr>
+          <w:rStyle w:val="NormalTok"/>
+        </w:rPr>
+        <w:t xml:space="preserve">  </w:t>
+      </w:r>
+      <w:r>
+        <w:rPr>
+          <w:rStyle w:val="FunctionTok"/>
+        </w:rPr>
+        <w:t xml:space="preserve">left_join</w:t>
+      </w:r>
+      <w:r>
+        <w:rPr>
+          <w:rStyle w:val="NormalTok"/>
+        </w:rPr>
+        <w:t xml:space="preserve">(nb_rates)</w:t>
+      </w:r>
+      <w:r>
+        <w:rPr>
+          <w:rStyle w:val="SpecialCharTok"/>
+        </w:rPr>
+        <w:t xml:space="preserve">|&gt;</w:t>
+      </w:r>
+      <w:r>
+        <w:br/>
+      </w:r>
+      <w:r>
+        <w:rPr>
+          <w:rStyle w:val="NormalTok"/>
+        </w:rPr>
+        <w:t xml:space="preserve">  </w:t>
+      </w:r>
+      <w:r>
+        <w:rPr>
+          <w:rStyle w:val="FunctionTok"/>
+        </w:rPr>
+        <w:t xml:space="preserve">fill</w:t>
+      </w:r>
+      <w:r>
+        <w:rPr>
+          <w:rStyle w:val="NormalTok"/>
+        </w:rPr>
+        <w:t xml:space="preserve">(policy_rate)</w:t>
+      </w:r>
+      <w:r>
+        <w:rPr>
+          <w:rStyle w:val="SpecialCharTok"/>
+        </w:rPr>
+        <w:t xml:space="preserve">|&gt;</w:t>
+      </w:r>
+      <w:r>
+        <w:br/>
+      </w:r>
+      <w:r>
+        <w:rPr>
+          <w:rStyle w:val="NormalTok"/>
+        </w:rPr>
+        <w:t xml:space="preserve">  </w:t>
+      </w:r>
+      <w:r>
+        <w:rPr>
+          <w:rStyle w:val="FunctionTok"/>
+        </w:rPr>
+        <w:t xml:space="preserve">rename</w:t>
+      </w:r>
+      <w:r>
+        <w:rPr>
+          <w:rStyle w:val="NormalTok"/>
+        </w:rPr>
+        <w:t xml:space="preserve">(</w:t>
+      </w:r>
+      <w:r>
+        <w:rPr>
+          <w:rStyle w:val="AttributeTok"/>
+        </w:rPr>
+        <w:t xml:space="preserve">kronekurs =</w:t>
+      </w:r>
+      <w:r>
+        <w:rPr>
+          <w:rStyle w:val="NormalTok"/>
+        </w:rPr>
+        <w:t xml:space="preserve"> rate, </w:t>
+      </w:r>
+      <w:r>
+        <w:rPr>
+          <w:rStyle w:val="AttributeTok"/>
+        </w:rPr>
+        <w:t xml:space="preserve">styringsrente =</w:t>
+      </w:r>
+      <w:r>
+        <w:rPr>
+          <w:rStyle w:val="NormalTok"/>
+        </w:rPr>
+        <w:t xml:space="preserve"> policy_rate)</w:t>
+      </w:r>
+    </w:p>
+    <w:p>
+      <w:pPr>
+        <w:pStyle w:val="SourceCode"/>
+      </w:pPr>
+      <w:r>
+        <w:rPr>
+          <w:rStyle w:val="VerbatimChar"/>
+        </w:rPr>
+        <w:t xml:space="preserve">Joining with `by = join_by(t)`</w:t>
+      </w:r>
+    </w:p>
+    <w:p>
+      <w:pPr>
+        <w:pStyle w:val="SourceCode"/>
+      </w:pPr>
+      <w:r>
+        <w:rPr>
+          <w:rStyle w:val="NormalTok"/>
+        </w:rPr>
+        <w:t xml:space="preserve">data_2014_2022 </w:t>
+      </w:r>
+      <w:r>
+        <w:rPr>
+          <w:rStyle w:val="OtherTok"/>
+        </w:rPr>
+        <w:t xml:space="preserve">&lt;-</w:t>
+      </w:r>
+      <w:r>
+        <w:rPr>
+          <w:rStyle w:val="NormalTok"/>
+        </w:rPr>
+        <w:t xml:space="preserve"> euro_med_styring </w:t>
+      </w:r>
+      <w:r>
+        <w:rPr>
+          <w:rStyle w:val="SpecialCharTok"/>
+        </w:rPr>
+        <w:t xml:space="preserve">|&gt;</w:t>
+      </w:r>
+      <w:r>
+        <w:br/>
+      </w:r>
+      <w:r>
+        <w:rPr>
+          <w:rStyle w:val="NormalTok"/>
+        </w:rPr>
+        <w:t xml:space="preserve">  </w:t>
+      </w:r>
+      <w:r>
+        <w:rPr>
+          <w:rStyle w:val="FunctionTok"/>
+        </w:rPr>
+        <w:t xml:space="preserve">filter</w:t>
+      </w:r>
+      <w:r>
+        <w:rPr>
+          <w:rStyle w:val="NormalTok"/>
+        </w:rPr>
+        <w:t xml:space="preserve">(</w:t>
+      </w:r>
+      <w:r>
+        <w:rPr>
+          <w:rStyle w:val="FunctionTok"/>
+        </w:rPr>
+        <w:t xml:space="preserve">year</w:t>
+      </w:r>
+      <w:r>
+        <w:rPr>
+          <w:rStyle w:val="NormalTok"/>
+        </w:rPr>
+        <w:t xml:space="preserve">(t) </w:t>
+      </w:r>
+      <w:r>
+        <w:rPr>
+          <w:rStyle w:val="SpecialCharTok"/>
+        </w:rPr>
+        <w:t xml:space="preserve">%in%</w:t>
+      </w:r>
+      <w:r>
+        <w:rPr>
+          <w:rStyle w:val="NormalTok"/>
+        </w:rPr>
+        <w:t xml:space="preserve"> </w:t>
+      </w:r>
+      <w:r>
+        <w:rPr>
+          <w:rStyle w:val="DecValTok"/>
+        </w:rPr>
+        <w:t xml:space="preserve">2014</w:t>
+      </w:r>
+      <w:r>
+        <w:rPr>
+          <w:rStyle w:val="SpecialCharTok"/>
+        </w:rPr>
+        <w:t xml:space="preserve">:</w:t>
+      </w:r>
+      <w:r>
+        <w:rPr>
+          <w:rStyle w:val="DecValTok"/>
+        </w:rPr>
+        <w:t xml:space="preserve">2022</w:t>
+      </w:r>
+      <w:r>
+        <w:rPr>
+          <w:rStyle w:val="NormalTok"/>
+        </w:rPr>
+        <w:t xml:space="preserve">)</w:t>
+      </w:r>
+      <w:r>
+        <w:br/>
+      </w:r>
+      <w:r>
+        <w:br/>
+      </w:r>
+      <w:r>
+        <w:rPr>
+          <w:rStyle w:val="NormalTok"/>
+        </w:rPr>
+        <w:t xml:space="preserve">model_2014_2022 </w:t>
+      </w:r>
+      <w:r>
+        <w:rPr>
+          <w:rStyle w:val="OtherTok"/>
+        </w:rPr>
+        <w:t xml:space="preserve">&lt;-</w:t>
+      </w:r>
+      <w:r>
+        <w:rPr>
+          <w:rStyle w:val="NormalTok"/>
+        </w:rPr>
+        <w:t xml:space="preserve"> (</w:t>
+      </w:r>
+      <w:r>
+        <w:rPr>
+          <w:rStyle w:val="FunctionTok"/>
+        </w:rPr>
+        <w:t xml:space="preserve">lm</w:t>
+      </w:r>
+      <w:r>
+        <w:rPr>
+          <w:rStyle w:val="NormalTok"/>
+        </w:rPr>
+        <w:t xml:space="preserve">(kronekurs</w:t>
+      </w:r>
+      <w:r>
+        <w:rPr>
+          <w:rStyle w:val="SpecialCharTok"/>
+        </w:rPr>
+        <w:t xml:space="preserve">~</w:t>
+      </w:r>
+      <w:r>
+        <w:rPr>
+          <w:rStyle w:val="NormalTok"/>
+        </w:rPr>
+        <w:t xml:space="preserve">styringsrente,data_2014_2022))</w:t>
+      </w:r>
+      <w:r>
+        <w:br/>
+      </w:r>
+      <w:r>
+        <w:br/>
+      </w:r>
+      <w:r>
+        <w:rPr>
+          <w:rStyle w:val="FunctionTok"/>
+        </w:rPr>
+        <w:t xml:space="preserve">summary</w:t>
+      </w:r>
+      <w:r>
+        <w:rPr>
+          <w:rStyle w:val="NormalTok"/>
+        </w:rPr>
+        <w:t xml:space="preserve">(model_2014_2022)</w:t>
+      </w:r>
+    </w:p>
+    <w:p>
+      <w:pPr>
+        <w:pStyle w:val="SourceCode"/>
+      </w:pPr>
+      <w:r>
+        <w:br/>
+      </w:r>
+      <w:r>
+        <w:rPr>
+          <w:rStyle w:val="VerbatimChar"/>
+        </w:rPr>
+        <w:t xml:space="preserve">Call:</w:t>
+      </w:r>
+      <w:r>
+        <w:br/>
+      </w:r>
+      <w:r>
+        <w:rPr>
+          <w:rStyle w:val="VerbatimChar"/>
+        </w:rPr>
+        <w:t xml:space="preserve">lm(formula = kronekurs ~ styringsrente, data = data_2014_2022)</w:t>
+      </w:r>
+      <w:r>
+        <w:br/>
+      </w:r>
+      <w:r>
+        <w:br/>
+      </w:r>
+      <w:r>
+        <w:rPr>
+          <w:rStyle w:val="VerbatimChar"/>
+        </w:rPr>
+        <w:t xml:space="preserve">Residuals:</w:t>
+      </w:r>
+      <w:r>
+        <w:br/>
+      </w:r>
+      <w:r>
+        <w:rPr>
+          <w:rStyle w:val="VerbatimChar"/>
+        </w:rPr>
+        <w:t xml:space="preserve">     Min       1Q   Median       3Q      Max </w:t>
+      </w:r>
+      <w:r>
+        <w:br/>
+      </w:r>
+      <w:r>
+        <w:rPr>
+          <w:rStyle w:val="VerbatimChar"/>
+        </w:rPr>
+        <w:t xml:space="preserve">-1.16484 -0.46135 -0.07291  0.41228  2.82231 </w:t>
+      </w:r>
+      <w:r>
+        <w:br/>
+      </w:r>
+      <w:r>
+        <w:br/>
+      </w:r>
+      <w:r>
+        <w:rPr>
+          <w:rStyle w:val="VerbatimChar"/>
+        </w:rPr>
+        <w:t xml:space="preserve">Coefficients:</w:t>
+      </w:r>
+      <w:r>
+        <w:br/>
+      </w:r>
+      <w:r>
+        <w:rPr>
+          <w:rStyle w:val="VerbatimChar"/>
+        </w:rPr>
+        <w:t xml:space="preserve">              Estimate Std. Error t value Pr(&gt;|t|)    </w:t>
+      </w:r>
+      <w:r>
+        <w:br/>
+      </w:r>
+      <w:r>
+        <w:rPr>
+          <w:rStyle w:val="VerbatimChar"/>
+        </w:rPr>
+        <w:t xml:space="preserve">(Intercept)    9.97491    0.02360  422.75   &lt;2e-16 ***</w:t>
+      </w:r>
+      <w:r>
+        <w:br/>
+      </w:r>
+      <w:r>
+        <w:rPr>
+          <w:rStyle w:val="VerbatimChar"/>
+        </w:rPr>
+        <w:t xml:space="preserve">styringsrente -0.48072    0.02418  -19.88   &lt;2e-16 ***</w:t>
+      </w:r>
+      <w:r>
+        <w:br/>
+      </w:r>
+      <w:r>
+        <w:rPr>
+          <w:rStyle w:val="VerbatimChar"/>
+        </w:rPr>
+        <w:t xml:space="preserve">---</w:t>
+      </w:r>
+      <w:r>
+        <w:br/>
+      </w:r>
+      <w:r>
+        <w:rPr>
+          <w:rStyle w:val="VerbatimChar"/>
+        </w:rPr>
+        <w:t xml:space="preserve">Signif. codes:  0 '***' 0.001 '**' 0.01 '*' 0.05 '.' 0.1 ' ' 1</w:t>
+      </w:r>
+      <w:r>
+        <w:br/>
+      </w:r>
+      <w:r>
+        <w:br/>
+      </w:r>
+      <w:r>
+        <w:rPr>
+          <w:rStyle w:val="VerbatimChar"/>
+        </w:rPr>
+        <w:t xml:space="preserve">Residual standard error: 0.6653 on 2264 degrees of freedom</w:t>
+      </w:r>
+      <w:r>
+        <w:br/>
+      </w:r>
+      <w:r>
+        <w:rPr>
+          <w:rStyle w:val="VerbatimChar"/>
+        </w:rPr>
+        <w:t xml:space="preserve">Multiple R-squared:  0.1486,    Adjusted R-squared:  0.1482 </w:t>
+      </w:r>
+      <w:r>
+        <w:br/>
+      </w:r>
+      <w:r>
+        <w:rPr>
+          <w:rStyle w:val="VerbatimChar"/>
+        </w:rPr>
+        <w:t xml:space="preserve">F-statistic: 395.1 on 1 and 2264 DF,  p-value: &lt; 2.2e-16</w:t>
+      </w:r>
+    </w:p>
+    <w:p>
+      <w:pPr>
+        <w:pStyle w:val="SourceCode"/>
+      </w:pPr>
+      <w:r>
+        <w:rPr>
+          <w:rStyle w:val="NormalTok"/>
+        </w:rPr>
+        <w:t xml:space="preserve">euro_med_styring </w:t>
+      </w:r>
+      <w:r>
+        <w:rPr>
+          <w:rStyle w:val="OtherTok"/>
+        </w:rPr>
+        <w:t xml:space="preserve">&lt;-</w:t>
+      </w:r>
+      <w:r>
+        <w:rPr>
+          <w:rStyle w:val="NormalTok"/>
+        </w:rPr>
+        <w:t xml:space="preserve"> euro </w:t>
+      </w:r>
+      <w:r>
+        <w:rPr>
+          <w:rStyle w:val="SpecialCharTok"/>
+        </w:rPr>
+        <w:t xml:space="preserve">|&gt;</w:t>
+      </w:r>
+      <w:r>
+        <w:br/>
+      </w:r>
+      <w:r>
+        <w:rPr>
+          <w:rStyle w:val="NormalTok"/>
+        </w:rPr>
+        <w:t xml:space="preserve">  </w:t>
+      </w:r>
+      <w:r>
+        <w:rPr>
+          <w:rStyle w:val="FunctionTok"/>
+        </w:rPr>
+        <w:t xml:space="preserve">left_join</w:t>
+      </w:r>
+      <w:r>
+        <w:rPr>
+          <w:rStyle w:val="NormalTok"/>
+        </w:rPr>
+        <w:t xml:space="preserve">(nb_rates)</w:t>
+      </w:r>
+      <w:r>
+        <w:rPr>
+          <w:rStyle w:val="SpecialCharTok"/>
+        </w:rPr>
+        <w:t xml:space="preserve">|&gt;</w:t>
+      </w:r>
+      <w:r>
+        <w:br/>
+      </w:r>
+      <w:r>
+        <w:rPr>
+          <w:rStyle w:val="NormalTok"/>
+        </w:rPr>
+        <w:t xml:space="preserve">  </w:t>
+      </w:r>
+      <w:r>
+        <w:rPr>
+          <w:rStyle w:val="FunctionTok"/>
+        </w:rPr>
+        <w:t xml:space="preserve">fill</w:t>
+      </w:r>
+      <w:r>
+        <w:rPr>
+          <w:rStyle w:val="NormalTok"/>
+        </w:rPr>
+        <w:t xml:space="preserve">(policy_rate)</w:t>
+      </w:r>
+      <w:r>
+        <w:rPr>
+          <w:rStyle w:val="SpecialCharTok"/>
+        </w:rPr>
+        <w:t xml:space="preserve">|&gt;</w:t>
+      </w:r>
+      <w:r>
+        <w:br/>
+      </w:r>
+      <w:r>
+        <w:rPr>
+          <w:rStyle w:val="NormalTok"/>
+        </w:rPr>
+        <w:t xml:space="preserve">  </w:t>
+      </w:r>
+      <w:r>
+        <w:rPr>
+          <w:rStyle w:val="FunctionTok"/>
+        </w:rPr>
+        <w:t xml:space="preserve">rename</w:t>
+      </w:r>
+      <w:r>
+        <w:rPr>
+          <w:rStyle w:val="NormalTok"/>
+        </w:rPr>
+        <w:t xml:space="preserve">(</w:t>
+      </w:r>
+      <w:r>
+        <w:rPr>
+          <w:rStyle w:val="AttributeTok"/>
+        </w:rPr>
+        <w:t xml:space="preserve">kronekurs =</w:t>
+      </w:r>
+      <w:r>
+        <w:rPr>
+          <w:rStyle w:val="NormalTok"/>
+        </w:rPr>
+        <w:t xml:space="preserve"> rate, </w:t>
+      </w:r>
+      <w:r>
+        <w:rPr>
+          <w:rStyle w:val="AttributeTok"/>
+        </w:rPr>
+        <w:t xml:space="preserve">styringsrente =</w:t>
+      </w:r>
+      <w:r>
+        <w:rPr>
+          <w:rStyle w:val="NormalTok"/>
+        </w:rPr>
+        <w:t xml:space="preserve"> policy_rate)</w:t>
+      </w:r>
+    </w:p>
+    <w:p>
+      <w:pPr>
+        <w:pStyle w:val="SourceCode"/>
+      </w:pPr>
+      <w:r>
+        <w:rPr>
+          <w:rStyle w:val="VerbatimChar"/>
+        </w:rPr>
+        <w:t xml:space="preserve">Joining with `by = join_by(t)`</w:t>
+      </w:r>
+    </w:p>
+    <w:p>
+      <w:pPr>
+        <w:pStyle w:val="SourceCode"/>
+      </w:pPr>
+      <w:r>
+        <w:rPr>
+          <w:rStyle w:val="NormalTok"/>
+        </w:rPr>
+        <w:t xml:space="preserve">model_2022_2025 </w:t>
+      </w:r>
+      <w:r>
+        <w:rPr>
+          <w:rStyle w:val="OtherTok"/>
+        </w:rPr>
+        <w:t xml:space="preserve">&lt;-</w:t>
+      </w:r>
+      <w:r>
+        <w:rPr>
+          <w:rStyle w:val="NormalTok"/>
+        </w:rPr>
+        <w:t xml:space="preserve"> euro_med_styring </w:t>
+      </w:r>
+      <w:r>
+        <w:rPr>
+          <w:rStyle w:val="SpecialCharTok"/>
+        </w:rPr>
+        <w:t xml:space="preserve">|&gt;</w:t>
+      </w:r>
+      <w:r>
+        <w:br/>
+      </w:r>
+      <w:r>
+        <w:rPr>
+          <w:rStyle w:val="NormalTok"/>
+        </w:rPr>
+        <w:t xml:space="preserve">  </w:t>
+      </w:r>
+      <w:r>
+        <w:rPr>
+          <w:rStyle w:val="FunctionTok"/>
+        </w:rPr>
+        <w:t xml:space="preserve">filter</w:t>
+      </w:r>
+      <w:r>
+        <w:rPr>
+          <w:rStyle w:val="NormalTok"/>
+        </w:rPr>
+        <w:t xml:space="preserve">(</w:t>
+      </w:r>
+      <w:r>
+        <w:rPr>
+          <w:rStyle w:val="FunctionTok"/>
+        </w:rPr>
+        <w:t xml:space="preserve">year</w:t>
+      </w:r>
+      <w:r>
+        <w:rPr>
+          <w:rStyle w:val="NormalTok"/>
+        </w:rPr>
+        <w:t xml:space="preserve">(t) </w:t>
+      </w:r>
+      <w:r>
+        <w:rPr>
+          <w:rStyle w:val="SpecialCharTok"/>
+        </w:rPr>
+        <w:t xml:space="preserve">%in%</w:t>
+      </w:r>
+      <w:r>
+        <w:rPr>
+          <w:rStyle w:val="NormalTok"/>
+        </w:rPr>
+        <w:t xml:space="preserve"> </w:t>
+      </w:r>
+      <w:r>
+        <w:rPr>
+          <w:rStyle w:val="DecValTok"/>
+        </w:rPr>
+        <w:t xml:space="preserve">2022</w:t>
+      </w:r>
+      <w:r>
+        <w:rPr>
+          <w:rStyle w:val="SpecialCharTok"/>
+        </w:rPr>
+        <w:t xml:space="preserve">:</w:t>
+      </w:r>
+      <w:r>
+        <w:rPr>
+          <w:rStyle w:val="DecValTok"/>
+        </w:rPr>
+        <w:t xml:space="preserve">2025</w:t>
+      </w:r>
+      <w:r>
+        <w:rPr>
+          <w:rStyle w:val="NormalTok"/>
+        </w:rPr>
+        <w:t xml:space="preserve">)</w:t>
+      </w:r>
+      <w:r>
+        <w:br/>
+      </w:r>
+      <w:r>
+        <w:br/>
+      </w:r>
+      <w:r>
+        <w:rPr>
+          <w:rStyle w:val="FunctionTok"/>
+        </w:rPr>
+        <w:t xml:space="preserve">summary</w:t>
+      </w:r>
+      <w:r>
+        <w:rPr>
+          <w:rStyle w:val="NormalTok"/>
+        </w:rPr>
+        <w:t xml:space="preserve">(</w:t>
+      </w:r>
+      <w:r>
+        <w:rPr>
+          <w:rStyle w:val="FunctionTok"/>
+        </w:rPr>
+        <w:t xml:space="preserve">lm</w:t>
+      </w:r>
+      <w:r>
+        <w:rPr>
+          <w:rStyle w:val="NormalTok"/>
+        </w:rPr>
+        <w:t xml:space="preserve">(kronekurs</w:t>
+      </w:r>
+      <w:r>
+        <w:rPr>
+          <w:rStyle w:val="SpecialCharTok"/>
+        </w:rPr>
+        <w:t xml:space="preserve">~</w:t>
+      </w:r>
+      <w:r>
+        <w:rPr>
+          <w:rStyle w:val="NormalTok"/>
+        </w:rPr>
+        <w:t xml:space="preserve">styringsrente,model_2022_2025))</w:t>
+      </w:r>
+    </w:p>
+    <w:p>
+      <w:pPr>
+        <w:pStyle w:val="SourceCode"/>
+      </w:pPr>
+      <w:r>
+        <w:br/>
+      </w:r>
+      <w:r>
+        <w:rPr>
+          <w:rStyle w:val="VerbatimChar"/>
+        </w:rPr>
+        <w:t xml:space="preserve">Call:</w:t>
+      </w:r>
+      <w:r>
+        <w:br/>
+      </w:r>
+      <w:r>
+        <w:rPr>
+          <w:rStyle w:val="VerbatimChar"/>
+        </w:rPr>
+        <w:t xml:space="preserve">lm(formula = kronekurs ~ styringsrente, data = model_2022_2025)</w:t>
+      </w:r>
+      <w:r>
+        <w:br/>
+      </w:r>
+      <w:r>
+        <w:br/>
+      </w:r>
+      <w:r>
+        <w:rPr>
+          <w:rStyle w:val="VerbatimChar"/>
+        </w:rPr>
+        <w:t xml:space="preserve">Residuals:</w:t>
+      </w:r>
+      <w:r>
+        <w:br/>
+      </w:r>
+      <w:r>
+        <w:rPr>
+          <w:rStyle w:val="VerbatimChar"/>
+        </w:rPr>
+        <w:t xml:space="preserve">     Min       1Q   Median       3Q      Max </w:t>
+      </w:r>
+      <w:r>
+        <w:br/>
+      </w:r>
+      <w:r>
+        <w:rPr>
+          <w:rStyle w:val="VerbatimChar"/>
+        </w:rPr>
+        <w:t xml:space="preserve">-0.78007 -0.25708  0.01028  0.24542  0.83524 </w:t>
+      </w:r>
+      <w:r>
+        <w:br/>
+      </w:r>
+      <w:r>
+        <w:br/>
+      </w:r>
+      <w:r>
+        <w:rPr>
+          <w:rStyle w:val="VerbatimChar"/>
+        </w:rPr>
+        <w:t xml:space="preserve">Coefficients:</w:t>
+      </w:r>
+      <w:r>
+        <w:br/>
+      </w:r>
+      <w:r>
+        <w:rPr>
+          <w:rStyle w:val="VerbatimChar"/>
+        </w:rPr>
+        <w:t xml:space="preserve">              Estimate Std. Error t value Pr(&gt;|t|)    </w:t>
+      </w:r>
+      <w:r>
+        <w:br/>
+      </w:r>
+      <w:r>
+        <w:rPr>
+          <w:rStyle w:val="VerbatimChar"/>
+        </w:rPr>
+        <w:t xml:space="preserve">(Intercept)    9.52751    0.03103  307.01   &lt;2e-16 ***</w:t>
+      </w:r>
+      <w:r>
+        <w:br/>
+      </w:r>
+      <w:r>
+        <w:rPr>
+          <w:rStyle w:val="VerbatimChar"/>
+        </w:rPr>
+        <w:t xml:space="preserve">styringsrente  0.50775    0.01151   44.11   &lt;2e-16 ***</w:t>
+      </w:r>
+      <w:r>
+        <w:br/>
+      </w:r>
+      <w:r>
+        <w:rPr>
+          <w:rStyle w:val="VerbatimChar"/>
+        </w:rPr>
+        <w:t xml:space="preserve">---</w:t>
+      </w:r>
+      <w:r>
+        <w:br/>
+      </w:r>
+      <w:r>
+        <w:rPr>
+          <w:rStyle w:val="VerbatimChar"/>
+        </w:rPr>
+        <w:t xml:space="preserve">Signif. codes:  0 '***' 0.001 '**' 0.01 '*' 0.05 '.' 0.1 ' ' 1</w:t>
+      </w:r>
+      <w:r>
+        <w:br/>
+      </w:r>
+      <w:r>
+        <w:br/>
+      </w:r>
+      <w:r>
+        <w:rPr>
+          <w:rStyle w:val="VerbatimChar"/>
+        </w:rPr>
+        <w:t xml:space="preserve">Residual standard error: 0.3242 on 485 degrees of freedom</w:t>
+      </w:r>
+      <w:r>
+        <w:br/>
+      </w:r>
+      <w:r>
+        <w:rPr>
+          <w:rStyle w:val="VerbatimChar"/>
+        </w:rPr>
+        <w:t xml:space="preserve">Multiple R-squared:  0.8005,    Adjusted R-squared:  0.8001 </w:t>
+      </w:r>
+      <w:r>
+        <w:br/>
+      </w:r>
+      <w:r>
+        <w:rPr>
+          <w:rStyle w:val="VerbatimChar"/>
+        </w:rPr>
+        <w:t xml:space="preserve">F-statistic:  1946 on 1 and 485 DF,  p-value: &lt; 2.2e-16</w:t>
+      </w:r>
+    </w:p>
+    <w:p>
+      <w:pPr>
+        <w:pStyle w:val="FirstParagraph"/>
+      </w:pPr>
+      <w:r>
+        <w:t xml:space="preserve">Vi ser at kronekurs og styringsrente er negativt korrelert i årene frem til 2022, mens de er positivt korrelert i årene etter. Dette stemmer godt med rentepolitkken til Norges bank, da de hever styringsrenten for å få bukt med den høye kronekursen. Norges bank støtter seg altså på littarturen om at en høyere styringsrente gir en lavere kronekurs, men modellen vår svikter, grunnet kausaliteten til variablene.</w:t>
+      </w:r>
+    </w:p>
+    <w:bookmarkStart w:id="40" w:name="testing-av-modellen"/>
     <w:p>
       <w:pPr>
         <w:pStyle w:val="Heading2"/>
@@ -2551,37 +2878,114 @@
         <w:t xml:space="preserve">Testing av modellen</w:t>
       </w:r>
     </w:p>
-    <w:bookmarkEnd w:id="30"/>
-    <w:bookmarkStart w:id="38" w:name="qq-plot"/>
-    <w:p>
-      <w:pPr>
-        <w:pStyle w:val="Heading2"/>
-      </w:pPr>
-      <w:r>
-        <w:t xml:space="preserve">QQ-plot</w:t>
-      </w:r>
-    </w:p>
     <w:p>
       <w:pPr>
         <w:pStyle w:val="FirstParagraph"/>
       </w:pPr>
       <w:r>
-        <w:t xml:space="preserve">Vi har nå antatt en linjær regresjonsmodell, altså at vi kan skrive $E(Y|x) =</w:t>
+        <w:t xml:space="preserve">Da jeg har et bankene statistikkhjerte, skjekker jeg modellantagelsene for den linjære modellen vi har konstruert for sammenhengen mellom kronekursen og styringsrenten.</w:t>
       </w:r>
       <w:r>
         <w:t xml:space="preserve"> </w:t>
       </w:r>
       <w:r>
+        <w:t xml:space="preserve">### Konstant varians</w:t>
+      </w:r>
+    </w:p>
+    <w:p>
+      <w:pPr>
+        <w:pStyle w:val="SourceCode"/>
+      </w:pPr>
+      <w:r>
+        <w:rPr>
+          <w:rStyle w:val="FunctionTok"/>
+        </w:rPr>
+        <w:t xml:space="preserve">plot</w:t>
+      </w:r>
+      <w:r>
+        <w:rPr>
+          <w:rStyle w:val="NormalTok"/>
+        </w:rPr>
+        <w:t xml:space="preserve">(model_2014_2022, </w:t>
+      </w:r>
+      <w:r>
+        <w:rPr>
+          <w:rStyle w:val="AttributeTok"/>
+        </w:rPr>
+        <w:t xml:space="preserve">which =</w:t>
+      </w:r>
+      <w:r>
+        <w:rPr>
+          <w:rStyle w:val="NormalTok"/>
+        </w:rPr>
         <w:t xml:space="preserve"> </w:t>
       </w:r>
       <w:r>
-        <w:t xml:space="preserve">x +</w:t>
-      </w:r>
-      <w:r>
-        <w:t xml:space="preserve"> </w:t>
-      </w:r>
-      <w:r>
-        <w:t xml:space="preserve">$, der vi har at</w:t>
+        <w:rPr>
+          <w:rStyle w:val="DecValTok"/>
+        </w:rPr>
+        <w:t xml:space="preserve">1</w:t>
+      </w:r>
+      <w:r>
+        <w:rPr>
+          <w:rStyle w:val="NormalTok"/>
+        </w:rPr>
+        <w:t xml:space="preserve">)</w:t>
+      </w:r>
+    </w:p>
+    <w:p>
+      <w:pPr>
+        <w:pStyle w:val="FirstParagraph"/>
+      </w:pPr>
+      <w:r>
+        <w:drawing>
+          <wp:inline>
+            <wp:extent cx="4620126" cy="3696101"/>
+            <wp:effectExtent b="0" l="0" r="0" t="0"/>
+            <wp:docPr descr="" title="" id="30" name="Picture"/>
+            <a:graphic>
+              <a:graphicData uri="http://schemas.openxmlformats.org/drawingml/2006/picture">
+                <pic:pic>
+                  <pic:nvPicPr>
+                    <pic:cNvPr descr="Valutakurs_eksamen2023_files/figure-docx/unnamed-chunk-8-1.png" id="31" name="Picture"/>
+                    <pic:cNvPicPr>
+                      <a:picLocks noChangeArrowheads="1" noChangeAspect="1"/>
+                    </pic:cNvPicPr>
+                  </pic:nvPicPr>
+                  <pic:blipFill>
+                    <a:blip r:embed="rId29"/>
+                    <a:stretch>
+                      <a:fillRect/>
+                    </a:stretch>
+                  </pic:blipFill>
+                  <pic:spPr bwMode="auto">
+                    <a:xfrm>
+                      <a:off x="0" y="0"/>
+                      <a:ext cx="4620126" cy="3696101"/>
+                    </a:xfrm>
+                    <a:prstGeom prst="rect">
+                      <a:avLst/>
+                    </a:prstGeom>
+                    <a:noFill/>
+                    <a:ln w="9525">
+                      <a:noFill/>
+                      <a:headEnd/>
+                      <a:tailEnd/>
+                    </a:ln>
+                  </pic:spPr>
+                </pic:pic>
+              </a:graphicData>
+            </a:graphic>
+          </wp:inline>
+        </w:drawing>
+      </w:r>
+    </w:p>
+    <w:p>
+      <w:pPr>
+        <w:pStyle w:val="BodyText"/>
+      </w:pPr>
+      <w:r>
+        <w:t xml:space="preserve">Det første vi vil teste er om</w:t>
       </w:r>
       <w:r>
         <w:t xml:space="preserve"> </w:t>
@@ -2632,21 +3036,49 @@
         </m:d>
       </m:oMath>
       <w:r>
-        <w:t xml:space="preserve">. Vi tester lineariteten ved å konsturere et qq-plot, der vi ordner</w:t>
-      </w:r>
-      <w:r>
         <w:t xml:space="preserve"> </w:t>
+      </w:r>
+      <w:r>
+        <w:t xml:space="preserve">er normalfordelt, altså at den er uavhening av den predikerte verdien (</w:t>
       </w:r>
       <m:oMath>
         <m:r>
-          <m:t>ϵ</m:t>
+          <m:t>E</m:t>
         </m:r>
+        <m:d>
+          <m:dPr>
+            <m:begChr m:val="("/>
+            <m:sepChr m:val=""/>
+            <m:endChr m:val=")"/>
+            <m:grow/>
+          </m:dPr>
+          <m:e>
+            <m:r>
+              <m:t>Y</m:t>
+            </m:r>
+            <m:r>
+              <m:rPr>
+                <m:sty m:val="p"/>
+              </m:rPr>
+              <m:t>|</m:t>
+            </m:r>
+            <m:r>
+              <m:t>x</m:t>
+            </m:r>
+          </m:e>
+        </m:d>
       </m:oMath>
       <w:r>
-        <w:t xml:space="preserve"> </w:t>
-      </w:r>
-      <w:r>
-        <w:t xml:space="preserve">i stigende rekkefølge, og sammenligner disse kvantilene med kvantilene fra normalfordelingen.</w:t>
+        <w:t xml:space="preserve">). Av plottet ser vi at reusidalene synker når den predikerte verdien øker, men at reusidalene er tilfeldige når den predikerte kronekursen er større enn 9.2. For lave predikerte verdier av styringsrenten ser vi altså at modellen konstant overestimerer den sanne verdien.</w:t>
+      </w:r>
+    </w:p>
+    <w:bookmarkStart w:id="35" w:name="qq-plot"/>
+    <w:p>
+      <w:pPr>
+        <w:pStyle w:val="Heading3"/>
+      </w:pPr>
+      <w:r>
+        <w:t xml:space="preserve">QQ-plot</w:t>
       </w:r>
     </w:p>
     <w:p>
@@ -2663,7 +3095,7 @@
         <w:rPr>
           <w:rStyle w:val="NormalTok"/>
         </w:rPr>
-        <w:t xml:space="preserve">(model, </w:t>
+        <w:t xml:space="preserve">(model_2014_2022, </w:t>
       </w:r>
       <w:r>
         <w:rPr>
@@ -2699,18 +3131,18 @@
           <wp:inline>
             <wp:extent cx="4620126" cy="3696101"/>
             <wp:effectExtent b="0" l="0" r="0" t="0"/>
-            <wp:docPr descr="" title="" id="32" name="Picture"/>
+            <wp:docPr descr="" title="" id="33" name="Picture"/>
             <a:graphic>
               <a:graphicData uri="http://schemas.openxmlformats.org/drawingml/2006/picture">
                 <pic:pic>
                   <pic:nvPicPr>
-                    <pic:cNvPr descr="Valutakurs_eksamen2023_files/figure-docx/unnamed-chunk-7-1.png" id="33" name="Picture"/>
+                    <pic:cNvPr descr="Valutakurs_eksamen2023_files/figure-docx/unnamed-chunk-9-1.png" id="34" name="Picture"/>
                     <pic:cNvPicPr>
                       <a:picLocks noChangeArrowheads="1" noChangeAspect="1"/>
                     </pic:cNvPicPr>
                   </pic:nvPicPr>
                   <pic:blipFill>
-                    <a:blip r:embed="rId31"/>
+                    <a:blip r:embed="rId32"/>
                     <a:stretch>
                       <a:fillRect/>
                     </a:stretch>
@@ -2742,37 +3174,105 @@
         <w:pStyle w:val="BodyText"/>
       </w:pPr>
       <w:r>
+        <w:t xml:space="preserve">Vi har nå antatt en linjær regresjonsmodell, altså at vi kan skrive $E(Y|x) =</w:t>
+      </w:r>
+      <w:r>
+        <w:t xml:space="preserve"> </w:t>
+      </w:r>
+      <w:r>
+        <w:t xml:space="preserve"> </w:t>
+      </w:r>
+      <w:r>
+        <w:t xml:space="preserve">x +</w:t>
+      </w:r>
+      <w:r>
+        <w:t xml:space="preserve"> </w:t>
+      </w:r>
+      <w:r>
+        <w:t xml:space="preserve">$, der vi har at</w:t>
+      </w:r>
+      <w:r>
+        <w:t xml:space="preserve"> </w:t>
+      </w:r>
+      <m:oMath>
+        <m:r>
+          <m:t>ϵ</m:t>
+        </m:r>
+        <m:r>
+          <m:rPr>
+            <m:sty m:val="p"/>
+          </m:rPr>
+          <m:t>=</m:t>
+        </m:r>
+        <m:r>
+          <m:t>N</m:t>
+        </m:r>
+        <m:d>
+          <m:dPr>
+            <m:begChr m:val="("/>
+            <m:sepChr m:val=""/>
+            <m:endChr m:val=")"/>
+            <m:grow/>
+          </m:dPr>
+          <m:e>
+            <m:r>
+              <m:t>0</m:t>
+            </m:r>
+            <m:r>
+              <m:rPr>
+                <m:sty m:val="p"/>
+              </m:rPr>
+              <m:t>,</m:t>
+            </m:r>
+            <m:sSup>
+              <m:e>
+                <m:r>
+                  <m:t>σ</m:t>
+                </m:r>
+              </m:e>
+              <m:sup>
+                <m:r>
+                  <m:t>2</m:t>
+                </m:r>
+              </m:sup>
+            </m:sSup>
+          </m:e>
+        </m:d>
+      </m:oMath>
+      <w:r>
+        <w:t xml:space="preserve">. Vi tester lineariteten ved å konsturere et qq-plot, der vi ordner</w:t>
+      </w:r>
+      <w:r>
+        <w:t xml:space="preserve"> </w:t>
+      </w:r>
+      <m:oMath>
+        <m:r>
+          <m:t>ϵ</m:t>
+        </m:r>
+      </m:oMath>
+      <w:r>
+        <w:t xml:space="preserve"> </w:t>
+      </w:r>
+      <w:r>
+        <w:t xml:space="preserve">i stigende rekkefølge, og sammenligner disse kvantilene med kvantilene fra normalfordelingen.</w:t>
+      </w:r>
+    </w:p>
+    <w:p>
+      <w:pPr>
+        <w:pStyle w:val="BodyText"/>
+      </w:pPr>
+      <w:r>
         <w:t xml:space="preserve">Vi ser at modellen i stor grad passer med linjen, slik at antagelsen om lineraitet er oppfylt.</w:t>
       </w:r>
     </w:p>
-    <w:bookmarkStart w:id="37" w:name="hmoskedastisitet"/>
+    <w:bookmarkEnd w:id="35"/>
+    <w:bookmarkStart w:id="39" w:name="homoskedastisitet"/>
     <w:p>
       <w:pPr>
         <w:pStyle w:val="Heading3"/>
       </w:pPr>
       <w:r>
-        <w:t xml:space="preserve">Hmoskedastisitet</w:t>
-      </w:r>
-    </w:p>
-    <w:p>
-      <w:pPr>
-        <w:pStyle w:val="FirstParagraph"/>
-      </w:pPr>
-      <w:r>
-        <w:t xml:space="preserve">Det andre vi vil teste, er om</w:t>
-      </w:r>
-      <w:r>
-        <w:t xml:space="preserve"> </w:t>
-      </w:r>
-      <w:r>
-        <w:rPr>
-          <w:i/>
-          <w:iCs/>
-        </w:rPr>
-        <w:t xml:space="preserve">homoskedastisitet</w:t>
-      </w:r>
-      <w:r>
-        <w:t xml:space="preserve">.</w:t>
+        <w:t xml:space="preserve">Homoskedastisitet</w:t>
       </w:r>
     </w:p>
     <w:p>
@@ -2789,7 +3289,7 @@
         <w:rPr>
           <w:rStyle w:val="NormalTok"/>
         </w:rPr>
-        <w:t xml:space="preserve">(model, </w:t>
+        <w:t xml:space="preserve">(model_2014_2022, </w:t>
       </w:r>
       <w:r>
         <w:rPr>
@@ -2825,18 +3325,18 @@
           <wp:inline>
             <wp:extent cx="4620126" cy="3696101"/>
             <wp:effectExtent b="0" l="0" r="0" t="0"/>
-            <wp:docPr descr="" title="" id="35" name="Picture"/>
+            <wp:docPr descr="" title="" id="37" name="Picture"/>
             <a:graphic>
               <a:graphicData uri="http://schemas.openxmlformats.org/drawingml/2006/picture">
                 <pic:pic>
                   <pic:nvPicPr>
-                    <pic:cNvPr descr="Valutakurs_eksamen2023_files/figure-docx/unnamed-chunk-8-1.png" id="36" name="Picture"/>
+                    <pic:cNvPr descr="Valutakurs_eksamen2023_files/figure-docx/unnamed-chunk-10-1.png" id="38" name="Picture"/>
                     <pic:cNvPicPr>
                       <a:picLocks noChangeArrowheads="1" noChangeAspect="1"/>
                     </pic:cNvPicPr>
                   </pic:nvPicPr>
                   <pic:blipFill>
-                    <a:blip r:embed="rId34"/>
+                    <a:blip r:embed="rId36"/>
                     <a:stretch>
                       <a:fillRect/>
                     </a:stretch>
@@ -2868,12 +3368,30 @@
         <w:pStyle w:val="BodyText"/>
       </w:pPr>
       <w:r>
-        <w:t xml:space="preserve">Vi ser at de standariserte reusidalene i stor grad holdes konstante, slik at modellen kan antas å være homoedastisk.</w:t>
-      </w:r>
-    </w:p>
-    <w:bookmarkEnd w:id="37"/>
-    <w:bookmarkEnd w:id="38"/>
+        <w:t xml:space="preserve">Vi ser at de standardiserte reusidalene avtar når de predikerte verdiene øker, altså at variansen ikke holdes konstant. Dette stemmer godt det første reusidalplottet, som viser at modellen overestimerer lave verdier av kronekursen.</w:t>
+      </w:r>
+    </w:p>
     <w:bookmarkEnd w:id="39"/>
+    <w:bookmarkEnd w:id="40"/>
+    <w:bookmarkStart w:id="41" w:name="api"/>
+    <w:p>
+      <w:pPr>
+        <w:pStyle w:val="Heading2"/>
+      </w:pPr>
+      <w:r>
+        <w:t xml:space="preserve">API</w:t>
+      </w:r>
+    </w:p>
+    <w:p>
+      <w:pPr>
+        <w:pStyle w:val="FirstParagraph"/>
+      </w:pPr>
+      <w:r>
+        <w:t xml:space="preserve">Et API er en måte å lagre data på, uten at det er formidlet gjennom et brukergrensesnitt. Da dette er enorme datasett, må vi begrense oss på hvilke variabler vi importerer inn for å jobbe med. Hver gang vi kjører forespøselen i et API, henter den ut det oppdatererte datasettet.</w:t>
+      </w:r>
+    </w:p>
+    <w:bookmarkEnd w:id="41"/>
+    <w:bookmarkEnd w:id="42"/>
     <w:sectPr>
       <w:footnotePr>
         <w:numRestart w:val="eachSect"/>
